--- a/posts/svm/index.docx
+++ b/posts/svm/index.docx
@@ -52,7 +52,7 @@
         </w:p>
       </w:sdtContent>
     </w:sdt>
-    <w:bookmarkStart w:id="20" w:name="introduction"/>
+    <w:bookmarkStart w:id="9" w:name="introduction"/>
     <w:p>
       <w:pPr>
         <w:pStyle w:val="Heading2"/>
@@ -69,8 +69,8 @@
         <w:t xml:space="preserve">Support Vector Machines (SVM) is a powerful non-parametric supervised machine learning algorithm used for classification and, less commonly, regression tasks. Support Vector Machines are designed to find an optimal hyperplane that best separates data points into classes. The key idea behind SVMs is to maximize the margin between data points of different classes while minimizing classification errors. This leads to a robust decision boundary that generalizes well to unseen data.</w:t>
       </w:r>
     </w:p>
-    <w:bookmarkEnd w:id="20"/>
-    <w:bookmarkStart w:id="28" w:name="the-mathematical-foundation-of-svm"/>
+    <w:bookmarkEnd w:id="9"/>
+    <w:bookmarkStart w:id="17" w:name="the-mathematical-foundation-of-svm"/>
     <w:p>
       <w:pPr>
         <w:pStyle w:val="Heading2"/>
@@ -90,49 +90,51 @@
         <w:t xml:space="preserve"> </w:t>
       </w:r>
       <m:oMath>
-        <m:d>
-          <m:dPr>
-            <m:begChr m:val="("/>
-            <m:sepChr m:val=""/>
-            <m:endChr m:val=")"/>
-            <m:grow/>
-          </m:dPr>
+        <m:r>
+          <m:rPr>
+            <m:sty m:val="p"/>
+          </m:rPr>
+          <m:t>(</m:t>
+        </m:r>
+        <m:sSub>
           <m:e>
-            <m:sSub>
-              <m:e>
-                <m:r>
-                  <m:rPr>
-                    <m:sty m:val="b"/>
-                  </m:rPr>
-                  <m:t>x</m:t>
-                </m:r>
-              </m:e>
-              <m:sub>
-                <m:r>
-                  <m:t>i</m:t>
-                </m:r>
-              </m:sub>
-            </m:sSub>
             <m:r>
               <m:rPr>
-                <m:sty m:val="p"/>
+                <m:sty m:val="bi"/>
               </m:rPr>
-              <m:t>,</m:t>
+              <m:t>x</m:t>
             </m:r>
-            <m:sSub>
-              <m:e>
-                <m:r>
-                  <m:t>y</m:t>
-                </m:r>
-              </m:e>
-              <m:sub>
-                <m:r>
-                  <m:t>i</m:t>
-                </m:r>
-              </m:sub>
-            </m:sSub>
           </m:e>
-        </m:d>
+          <m:sub>
+            <m:r>
+              <m:t>i</m:t>
+            </m:r>
+          </m:sub>
+        </m:sSub>
+        <m:r>
+          <m:rPr>
+            <m:sty m:val="p"/>
+          </m:rPr>
+          <m:t>,</m:t>
+        </m:r>
+        <m:sSub>
+          <m:e>
+            <m:r>
+              <m:t>y</m:t>
+            </m:r>
+          </m:e>
+          <m:sub>
+            <m:r>
+              <m:t>i</m:t>
+            </m:r>
+          </m:sub>
+        </m:sSub>
+        <m:r>
+          <m:rPr>
+            <m:sty m:val="p"/>
+          </m:rPr>
+          <m:t>)</m:t>
+        </m:r>
       </m:oMath>
       <w:r>
         <w:t xml:space="preserve"> </w:t>
@@ -216,8 +218,8 @@
           <m:e>
             <m:r>
               <m:rPr>
+                <m:scr m:val="double-struck"/>
                 <m:sty m:val="p"/>
-                <m:scr m:val="double-struck"/>
               </m:rPr>
               <m:t>R</m:t>
             </m:r>
@@ -306,7 +308,7 @@
         <w:t xml:space="preserve">represents the class label. The goal of SVM is to find a hyperplane that maximally separates the classes.</w:t>
       </w:r>
     </w:p>
-    <w:bookmarkStart w:id="24" w:name="hyperplane-and-dicision-boundary"/>
+    <w:bookmarkStart w:id="13" w:name="hyperplane-and-dicision-boundary"/>
     <w:p>
       <w:pPr>
         <w:pStyle w:val="Heading3"/>
@@ -365,7 +367,7 @@
           </m:sSup>
           <m:r>
             <m:rPr>
-              <m:sty m:val="b"/>
+              <m:sty m:val="bi"/>
             </m:rPr>
             <m:t>x</m:t>
           </m:r>
@@ -2926,18 +2928,18 @@
           <wp:inline>
             <wp:extent cx="5334000" cy="2677739"/>
             <wp:effectExtent b="0" l="0" r="0" t="0"/>
-            <wp:docPr descr="" title="" id="22" name="Picture"/>
+            <wp:docPr descr="" title="" id="11" name="Picture"/>
             <a:graphic>
               <a:graphicData uri="http://schemas.openxmlformats.org/drawingml/2006/picture">
                 <pic:pic>
                   <pic:nvPicPr>
-                    <pic:cNvPr descr="index_files/figure-docx/cell-2-output-1.png" id="23" name="Picture"/>
+                    <pic:cNvPr descr="index_files/figure-docx/cell-2-output-1.png" id="12" name="Picture"/>
                     <pic:cNvPicPr>
                       <a:picLocks noChangeArrowheads="1" noChangeAspect="1"/>
                     </pic:cNvPicPr>
                   </pic:nvPicPr>
                   <pic:blipFill>
-                    <a:blip r:embed="rId21"/>
+                    <a:blip r:embed="rId10"/>
                     <a:stretch>
                       <a:fillRect/>
                     </a:stretch>
@@ -2964,8 +2966,8 @@
         </w:drawing>
       </w:r>
     </w:p>
-    <w:bookmarkEnd w:id="24"/>
-    <w:bookmarkStart w:id="25" w:name="margin-and-the-optimal-hyperplane"/>
+    <w:bookmarkEnd w:id="13"/>
+    <w:bookmarkStart w:id="14" w:name="margin-and-the-optimal-hyperplane"/>
     <w:p>
       <w:pPr>
         <w:pStyle w:val="Heading3"/>
@@ -3019,52 +3021,54 @@
               </m:r>
             </m:sub>
           </m:sSub>
-          <m:d>
-            <m:dPr>
-              <m:begChr m:val="("/>
-              <m:sepChr m:val=""/>
-              <m:endChr m:val=")"/>
-              <m:grow/>
-            </m:dPr>
+          <m:r>
+            <m:rPr>
+              <m:sty m:val="p"/>
+            </m:rPr>
+            <m:t>(</m:t>
+          </m:r>
+          <m:sSup>
             <m:e>
-              <m:sSup>
-                <m:e>
-                  <m:r>
-                    <m:t>w</m:t>
-                  </m:r>
-                </m:e>
-                <m:sup>
-                  <m:r>
-                    <m:t>T</m:t>
-                  </m:r>
-                </m:sup>
-              </m:sSup>
-              <m:sSub>
-                <m:e>
-                  <m:r>
-                    <m:rPr>
-                      <m:sty m:val="b"/>
-                    </m:rPr>
-                    <m:t>x</m:t>
-                  </m:r>
-                </m:e>
-                <m:sub>
-                  <m:r>
-                    <m:t>i</m:t>
-                  </m:r>
-                </m:sub>
-              </m:sSub>
+              <m:r>
+                <m:t>w</m:t>
+              </m:r>
+            </m:e>
+            <m:sup>
+              <m:r>
+                <m:t>T</m:t>
+              </m:r>
+            </m:sup>
+          </m:sSup>
+          <m:sSub>
+            <m:e>
               <m:r>
                 <m:rPr>
-                  <m:sty m:val="p"/>
+                  <m:sty m:val="bi"/>
                 </m:rPr>
-                <m:t>+</m:t>
-              </m:r>
-              <m:r>
-                <m:t>b</m:t>
+                <m:t>x</m:t>
               </m:r>
             </m:e>
-          </m:d>
+            <m:sub>
+              <m:r>
+                <m:t>i</m:t>
+              </m:r>
+            </m:sub>
+          </m:sSub>
+          <m:r>
+            <m:rPr>
+              <m:sty m:val="p"/>
+            </m:rPr>
+            <m:t>+</m:t>
+          </m:r>
+          <m:r>
+            <m:t>b</m:t>
+          </m:r>
+          <m:r>
+            <m:rPr>
+              <m:sty m:val="p"/>
+            </m:rPr>
+            <m:t>)</m:t>
+          </m:r>
           <m:r>
             <m:rPr>
               <m:sty m:val="p"/>
@@ -3104,7 +3108,7 @@
           <m:e>
             <m:r>
               <m:rPr>
-                <m:sty m:val="b"/>
+                <m:sty m:val="bi"/>
               </m:rPr>
               <m:t>x</m:t>
             </m:r>
@@ -3209,7 +3213,7 @@
           <m:e>
             <m:r>
               <m:rPr>
-                <m:sty m:val="b"/>
+                <m:sty m:val="bi"/>
               </m:rPr>
               <m:t>x</m:t>
             </m:r>
@@ -3315,7 +3319,7 @@
           <m:e>
             <m:r>
               <m:rPr>
-                <m:sty m:val="b"/>
+                <m:sty m:val="bi"/>
               </m:rPr>
               <m:t>x</m:t>
             </m:r>
@@ -3375,49 +3379,51 @@
             </m:r>
           </m:sub>
         </m:sSub>
-        <m:d>
-          <m:dPr>
-            <m:begChr m:val="("/>
-            <m:sepChr m:val=""/>
-            <m:endChr m:val=")"/>
-            <m:grow/>
-          </m:dPr>
+        <m:r>
+          <m:rPr>
+            <m:sty m:val="p"/>
+          </m:rPr>
+          <m:t>(</m:t>
+        </m:r>
+        <m:sSup>
           <m:e>
-            <m:sSup>
-              <m:e>
-                <m:r>
-                  <m:t>w</m:t>
-                </m:r>
-              </m:e>
-              <m:sup>
-                <m:r>
-                  <m:t>T</m:t>
-                </m:r>
-              </m:sup>
-            </m:sSup>
-            <m:sSub>
-              <m:e>
-                <m:r>
-                  <m:t>x</m:t>
-                </m:r>
-              </m:e>
-              <m:sub>
-                <m:r>
-                  <m:t>i</m:t>
-                </m:r>
-              </m:sub>
-            </m:sSub>
             <m:r>
-              <m:rPr>
-                <m:sty m:val="p"/>
-              </m:rPr>
-              <m:t>+</m:t>
-            </m:r>
-            <m:r>
-              <m:t>b</m:t>
+              <m:t>w</m:t>
             </m:r>
           </m:e>
-        </m:d>
+          <m:sup>
+            <m:r>
+              <m:t>T</m:t>
+            </m:r>
+          </m:sup>
+        </m:sSup>
+        <m:sSub>
+          <m:e>
+            <m:r>
+              <m:t>x</m:t>
+            </m:r>
+          </m:e>
+          <m:sub>
+            <m:r>
+              <m:t>i</m:t>
+            </m:r>
+          </m:sub>
+        </m:sSub>
+        <m:r>
+          <m:rPr>
+            <m:sty m:val="p"/>
+          </m:rPr>
+          <m:t>+</m:t>
+        </m:r>
+        <m:r>
+          <m:t>b</m:t>
+        </m:r>
+        <m:r>
+          <m:rPr>
+            <m:sty m:val="p"/>
+          </m:rPr>
+          <m:t>)</m:t>
+        </m:r>
         <m:r>
           <m:rPr>
             <m:sty m:val="p"/>
@@ -3450,49 +3456,51 @@
             </m:r>
           </m:sub>
         </m:sSub>
-        <m:d>
-          <m:dPr>
-            <m:begChr m:val="("/>
-            <m:sepChr m:val=""/>
-            <m:endChr m:val=")"/>
-            <m:grow/>
-          </m:dPr>
+        <m:r>
+          <m:rPr>
+            <m:sty m:val="p"/>
+          </m:rPr>
+          <m:t>(</m:t>
+        </m:r>
+        <m:sSup>
           <m:e>
-            <m:sSup>
-              <m:e>
-                <m:r>
-                  <m:t>w</m:t>
-                </m:r>
-              </m:e>
-              <m:sup>
-                <m:r>
-                  <m:t>T</m:t>
-                </m:r>
-              </m:sup>
-            </m:sSup>
-            <m:sSub>
-              <m:e>
-                <m:r>
-                  <m:t>x</m:t>
-                </m:r>
-              </m:e>
-              <m:sub>
-                <m:r>
-                  <m:t>i</m:t>
-                </m:r>
-              </m:sub>
-            </m:sSub>
             <m:r>
-              <m:rPr>
-                <m:sty m:val="p"/>
-              </m:rPr>
-              <m:t>+</m:t>
-            </m:r>
-            <m:r>
-              <m:t>b</m:t>
+              <m:t>w</m:t>
             </m:r>
           </m:e>
-        </m:d>
+          <m:sup>
+            <m:r>
+              <m:t>T</m:t>
+            </m:r>
+          </m:sup>
+        </m:sSup>
+        <m:sSub>
+          <m:e>
+            <m:r>
+              <m:t>x</m:t>
+            </m:r>
+          </m:e>
+          <m:sub>
+            <m:r>
+              <m:t>i</m:t>
+            </m:r>
+          </m:sub>
+        </m:sSub>
+        <m:r>
+          <m:rPr>
+            <m:sty m:val="p"/>
+          </m:rPr>
+          <m:t>+</m:t>
+        </m:r>
+        <m:r>
+          <m:t>b</m:t>
+        </m:r>
+        <m:r>
+          <m:rPr>
+            <m:sty m:val="p"/>
+          </m:rPr>
+          <m:t>)</m:t>
+        </m:r>
         <m:r>
           <m:rPr>
             <m:sty m:val="p"/>
@@ -3662,46 +3670,48 @@
               <m:type m:val="bar"/>
             </m:fPr>
             <m:num>
-              <m:d>
-                <m:dPr>
-                  <m:begChr m:val="|"/>
-                  <m:sepChr m:val=""/>
-                  <m:endChr m:val="|"/>
-                  <m:grow/>
-                </m:dPr>
+              <m:r>
+                <m:rPr>
+                  <m:sty m:val="p"/>
+                </m:rPr>
+                <m:t>|</m:t>
+              </m:r>
+              <m:sSub>
                 <m:e>
-                  <m:sSub>
-                    <m:e>
-                      <m:r>
-                        <m:t>c</m:t>
-                      </m:r>
-                    </m:e>
-                    <m:sub>
-                      <m:r>
-                        <m:t>1</m:t>
-                      </m:r>
-                    </m:sub>
-                  </m:sSub>
                   <m:r>
-                    <m:rPr>
-                      <m:sty m:val="p"/>
-                    </m:rPr>
-                    <m:t>−</m:t>
+                    <m:t>c</m:t>
                   </m:r>
-                  <m:sSub>
-                    <m:e>
-                      <m:r>
-                        <m:t>c</m:t>
-                      </m:r>
-                    </m:e>
-                    <m:sub>
-                      <m:r>
-                        <m:t>2</m:t>
-                      </m:r>
-                    </m:sub>
-                  </m:sSub>
                 </m:e>
-              </m:d>
+                <m:sub>
+                  <m:r>
+                    <m:t>1</m:t>
+                  </m:r>
+                </m:sub>
+              </m:sSub>
+              <m:r>
+                <m:rPr>
+                  <m:sty m:val="p"/>
+                </m:rPr>
+                <m:t>−</m:t>
+              </m:r>
+              <m:sSub>
+                <m:e>
+                  <m:r>
+                    <m:t>c</m:t>
+                  </m:r>
+                </m:e>
+                <m:sub>
+                  <m:r>
+                    <m:t>2</m:t>
+                  </m:r>
+                </m:sub>
+              </m:sSub>
+              <m:r>
+                <m:rPr>
+                  <m:sty m:val="p"/>
+                </m:rPr>
+                <m:t>|</m:t>
+              </m:r>
             </m:num>
             <m:den>
               <m:rad>
@@ -3905,46 +3915,48 @@
               <m:type m:val="bar"/>
             </m:fPr>
             <m:num>
-              <m:d>
-                <m:dPr>
-                  <m:begChr m:val="|"/>
-                  <m:sepChr m:val=""/>
-                  <m:endChr m:val="|"/>
-                  <m:grow/>
-                </m:dPr>
+              <m:r>
+                <m:rPr>
+                  <m:sty m:val="p"/>
+                </m:rPr>
+                <m:t>|</m:t>
+              </m:r>
+              <m:sSub>
                 <m:e>
-                  <m:sSub>
-                    <m:e>
-                      <m:r>
-                        <m:t>d</m:t>
-                      </m:r>
-                    </m:e>
-                    <m:sub>
-                      <m:r>
-                        <m:t>1</m:t>
-                      </m:r>
-                    </m:sub>
-                  </m:sSub>
                   <m:r>
-                    <m:rPr>
-                      <m:sty m:val="p"/>
-                    </m:rPr>
-                    <m:t>−</m:t>
+                    <m:t>d</m:t>
                   </m:r>
-                  <m:sSub>
-                    <m:e>
-                      <m:r>
-                        <m:t>d</m:t>
-                      </m:r>
-                    </m:e>
-                    <m:sub>
-                      <m:r>
-                        <m:t>2</m:t>
-                      </m:r>
-                    </m:sub>
-                  </m:sSub>
                 </m:e>
-              </m:d>
+                <m:sub>
+                  <m:r>
+                    <m:t>1</m:t>
+                  </m:r>
+                </m:sub>
+              </m:sSub>
+              <m:r>
+                <m:rPr>
+                  <m:sty m:val="p"/>
+                </m:rPr>
+                <m:t>−</m:t>
+              </m:r>
+              <m:sSub>
+                <m:e>
+                  <m:r>
+                    <m:t>d</m:t>
+                  </m:r>
+                </m:e>
+                <m:sub>
+                  <m:r>
+                    <m:t>2</m:t>
+                  </m:r>
+                </m:sub>
+              </m:sSub>
+              <m:r>
+                <m:rPr>
+                  <m:sty m:val="p"/>
+                </m:rPr>
+                <m:t>|</m:t>
+              </m:r>
             </m:num>
             <m:den>
               <m:rad>
@@ -5890,7 +5902,7 @@
         </m:sSup>
         <m:r>
           <m:rPr>
-            <m:sty m:val="b"/>
+            <m:sty m:val="bi"/>
           </m:rPr>
           <m:t>x</m:t>
         </m:r>
@@ -5937,7 +5949,7 @@
         </m:sSup>
         <m:r>
           <m:rPr>
-            <m:sty m:val="b"/>
+            <m:sty m:val="bi"/>
           </m:rPr>
           <m:t>x</m:t>
         </m:r>
@@ -6003,44 +6015,48 @@
               <m:type m:val="bar"/>
             </m:fPr>
             <m:num>
-              <m:d>
-                <m:dPr>
-                  <m:begChr m:val="|"/>
-                  <m:sepChr m:val=""/>
-                  <m:endChr m:val="|"/>
-                  <m:grow/>
-                </m:dPr>
-                <m:e>
-                  <m:r>
-                    <m:t>1</m:t>
-                  </m:r>
-                  <m:r>
-                    <m:rPr>
-                      <m:sty m:val="p"/>
-                    </m:rPr>
-                    <m:t>−</m:t>
-                  </m:r>
-                  <m:d>
-                    <m:dPr>
-                      <m:begChr m:val="("/>
-                      <m:sepChr m:val=""/>
-                      <m:endChr m:val=")"/>
-                      <m:grow/>
-                    </m:dPr>
-                    <m:e>
-                      <m:r>
-                        <m:rPr>
-                          <m:sty m:val="p"/>
-                        </m:rPr>
-                        <m:t>−</m:t>
-                      </m:r>
-                      <m:r>
-                        <m:t>1</m:t>
-                      </m:r>
-                    </m:e>
-                  </m:d>
-                </m:e>
-              </m:d>
+              <m:r>
+                <m:rPr>
+                  <m:sty m:val="p"/>
+                </m:rPr>
+                <m:t>|</m:t>
+              </m:r>
+              <m:r>
+                <m:t>1</m:t>
+              </m:r>
+              <m:r>
+                <m:rPr>
+                  <m:sty m:val="p"/>
+                </m:rPr>
+                <m:t>−</m:t>
+              </m:r>
+              <m:r>
+                <m:rPr>
+                  <m:sty m:val="p"/>
+                </m:rPr>
+                <m:t>(</m:t>
+              </m:r>
+              <m:r>
+                <m:rPr>
+                  <m:sty m:val="p"/>
+                </m:rPr>
+                <m:t>−</m:t>
+              </m:r>
+              <m:r>
+                <m:t>1</m:t>
+              </m:r>
+              <m:r>
+                <m:rPr>
+                  <m:sty m:val="p"/>
+                </m:rPr>
+                <m:t>)</m:t>
+              </m:r>
+              <m:r>
+                <m:rPr>
+                  <m:sty m:val="p"/>
+                </m:rPr>
+                <m:t>|</m:t>
+              </m:r>
             </m:num>
             <m:den>
               <m:r>
@@ -6170,49 +6186,51 @@
             </m:r>
           </m:sub>
         </m:sSub>
-        <m:d>
-          <m:dPr>
-            <m:begChr m:val="("/>
-            <m:sepChr m:val=""/>
-            <m:endChr m:val=")"/>
-            <m:grow/>
-          </m:dPr>
+        <m:r>
+          <m:rPr>
+            <m:sty m:val="p"/>
+          </m:rPr>
+          <m:t>(</m:t>
+        </m:r>
+        <m:sSup>
           <m:e>
-            <m:sSup>
-              <m:e>
-                <m:r>
-                  <m:t>w</m:t>
-                </m:r>
-              </m:e>
-              <m:sup>
-                <m:r>
-                  <m:t>T</m:t>
-                </m:r>
-              </m:sup>
-            </m:sSup>
-            <m:sSub>
-              <m:e>
-                <m:r>
-                  <m:t>x</m:t>
-                </m:r>
-              </m:e>
-              <m:sub>
-                <m:r>
-                  <m:t>i</m:t>
-                </m:r>
-              </m:sub>
-            </m:sSub>
             <m:r>
-              <m:rPr>
-                <m:sty m:val="p"/>
-              </m:rPr>
-              <m:t>+</m:t>
-            </m:r>
-            <m:r>
-              <m:t>b</m:t>
+              <m:t>w</m:t>
             </m:r>
           </m:e>
-        </m:d>
+          <m:sup>
+            <m:r>
+              <m:t>T</m:t>
+            </m:r>
+          </m:sup>
+        </m:sSup>
+        <m:sSub>
+          <m:e>
+            <m:r>
+              <m:t>x</m:t>
+            </m:r>
+          </m:e>
+          <m:sub>
+            <m:r>
+              <m:t>i</m:t>
+            </m:r>
+          </m:sub>
+        </m:sSub>
+        <m:r>
+          <m:rPr>
+            <m:sty m:val="p"/>
+          </m:rPr>
+          <m:t>+</m:t>
+        </m:r>
+        <m:r>
+          <m:t>b</m:t>
+        </m:r>
+        <m:r>
+          <m:rPr>
+            <m:sty m:val="p"/>
+          </m:rPr>
+          <m:t>)</m:t>
+        </m:r>
         <m:r>
           <m:rPr>
             <m:sty m:val="p"/>
@@ -6227,8 +6245,8 @@
         <w:t xml:space="preserve">.</w:t>
       </w:r>
     </w:p>
-    <w:bookmarkEnd w:id="25"/>
-    <w:bookmarkStart w:id="26" w:name="optimization-of-the-svm"/>
+    <w:bookmarkEnd w:id="14"/>
+    <w:bookmarkStart w:id="15" w:name="optimization-of-the-svm"/>
     <w:p>
       <w:pPr>
         <w:pStyle w:val="Heading3"/>
@@ -6361,49 +6379,51 @@
               </m:r>
             </m:sub>
           </m:sSub>
-          <m:d>
-            <m:dPr>
-              <m:begChr m:val="("/>
-              <m:sepChr m:val=""/>
-              <m:endChr m:val=")"/>
-              <m:grow/>
-            </m:dPr>
+          <m:r>
+            <m:rPr>
+              <m:sty m:val="p"/>
+            </m:rPr>
+            <m:t>(</m:t>
+          </m:r>
+          <m:sSup>
             <m:e>
-              <m:sSup>
-                <m:e>
-                  <m:r>
-                    <m:t>w</m:t>
-                  </m:r>
-                </m:e>
-                <m:sup>
-                  <m:r>
-                    <m:t>T</m:t>
-                  </m:r>
-                </m:sup>
-              </m:sSup>
-              <m:sSub>
-                <m:e>
-                  <m:r>
-                    <m:t>x</m:t>
-                  </m:r>
-                </m:e>
-                <m:sub>
-                  <m:r>
-                    <m:t>i</m:t>
-                  </m:r>
-                </m:sub>
-              </m:sSub>
-              <m:r>
-                <m:rPr>
-                  <m:sty m:val="p"/>
-                </m:rPr>
-                <m:t>+</m:t>
-              </m:r>
-              <m:r>
-                <m:t>b</m:t>
+              <m:r>
+                <m:t>w</m:t>
               </m:r>
             </m:e>
-          </m:d>
+            <m:sup>
+              <m:r>
+                <m:t>T</m:t>
+              </m:r>
+            </m:sup>
+          </m:sSup>
+          <m:sSub>
+            <m:e>
+              <m:r>
+                <m:t>x</m:t>
+              </m:r>
+            </m:e>
+            <m:sub>
+              <m:r>
+                <m:t>i</m:t>
+              </m:r>
+            </m:sub>
+          </m:sSub>
+          <m:r>
+            <m:rPr>
+              <m:sty m:val="p"/>
+            </m:rPr>
+            <m:t>+</m:t>
+          </m:r>
+          <m:r>
+            <m:t>b</m:t>
+          </m:r>
+          <m:r>
+            <m:rPr>
+              <m:sty m:val="p"/>
+            </m:rPr>
+            <m:t>)</m:t>
+          </m:r>
           <m:r>
             <m:rPr>
               <m:sty m:val="p"/>
@@ -6492,8 +6512,8 @@
         <w:t xml:space="preserve">is convex, and the constraints are linear.</w:t>
       </w:r>
     </w:p>
-    <w:bookmarkEnd w:id="26"/>
-    <w:bookmarkStart w:id="27" w:name="the-dual-form-of-svm"/>
+    <w:bookmarkEnd w:id="15"/>
+    <w:bookmarkStart w:id="16" w:name="the-dual-form-of-svm"/>
     <w:p>
       <w:pPr>
         <w:pStyle w:val="Heading3"/>
@@ -6551,37 +6571,39 @@
           <m:r>
             <m:t>L</m:t>
           </m:r>
-          <m:d>
-            <m:dPr>
-              <m:begChr m:val="("/>
-              <m:sepChr m:val=""/>
-              <m:endChr m:val=")"/>
-              <m:grow/>
-            </m:dPr>
-            <m:e>
-              <m:r>
-                <m:t>w</m:t>
-              </m:r>
-              <m:r>
-                <m:rPr>
-                  <m:sty m:val="p"/>
-                </m:rPr>
-                <m:t>,</m:t>
-              </m:r>
-              <m:r>
-                <m:t>b</m:t>
-              </m:r>
-              <m:r>
-                <m:rPr>
-                  <m:sty m:val="p"/>
-                </m:rPr>
-                <m:t>,</m:t>
-              </m:r>
-              <m:r>
-                <m:t>α</m:t>
-              </m:r>
-            </m:e>
-          </m:d>
+          <m:r>
+            <m:rPr>
+              <m:sty m:val="p"/>
+            </m:rPr>
+            <m:t>(</m:t>
+          </m:r>
+          <m:r>
+            <m:t>w</m:t>
+          </m:r>
+          <m:r>
+            <m:rPr>
+              <m:sty m:val="p"/>
+            </m:rPr>
+            <m:t>,</m:t>
+          </m:r>
+          <m:r>
+            <m:t>b</m:t>
+          </m:r>
+          <m:r>
+            <m:rPr>
+              <m:sty m:val="p"/>
+            </m:rPr>
+            <m:t>,</m:t>
+          </m:r>
+          <m:r>
+            <m:t>α</m:t>
+          </m:r>
+          <m:r>
+            <m:rPr>
+              <m:sty m:val="p"/>
+            </m:rPr>
+            <m:t>)</m:t>
+          </m:r>
           <m:r>
             <m:rPr>
               <m:sty m:val="p"/>
@@ -6694,49 +6716,51 @@
                   </m:r>
                 </m:sub>
               </m:sSub>
-              <m:d>
-                <m:dPr>
-                  <m:begChr m:val="("/>
-                  <m:sepChr m:val=""/>
-                  <m:endChr m:val=")"/>
-                  <m:grow/>
-                </m:dPr>
+              <m:r>
+                <m:rPr>
+                  <m:sty m:val="p"/>
+                </m:rPr>
+                <m:t>(</m:t>
+              </m:r>
+              <m:sSup>
                 <m:e>
-                  <m:sSup>
-                    <m:e>
-                      <m:r>
-                        <m:t>w</m:t>
-                      </m:r>
-                    </m:e>
-                    <m:sup>
-                      <m:r>
-                        <m:t>T</m:t>
-                      </m:r>
-                    </m:sup>
-                  </m:sSup>
-                  <m:sSub>
-                    <m:e>
-                      <m:r>
-                        <m:t>x</m:t>
-                      </m:r>
-                    </m:e>
-                    <m:sub>
-                      <m:r>
-                        <m:t>i</m:t>
-                      </m:r>
-                    </m:sub>
-                  </m:sSub>
                   <m:r>
-                    <m:rPr>
-                      <m:sty m:val="p"/>
-                    </m:rPr>
-                    <m:t>+</m:t>
-                  </m:r>
-                  <m:r>
-                    <m:t>b</m:t>
+                    <m:t>w</m:t>
                   </m:r>
                 </m:e>
-              </m:d>
+                <m:sup>
+                  <m:r>
+                    <m:t>T</m:t>
+                  </m:r>
+                </m:sup>
+              </m:sSup>
+              <m:sSub>
+                <m:e>
+                  <m:r>
+                    <m:t>x</m:t>
+                  </m:r>
+                </m:e>
+                <m:sub>
+                  <m:r>
+                    <m:t>i</m:t>
+                  </m:r>
+                </m:sub>
+              </m:sSub>
+              <m:r>
+                <m:rPr>
+                  <m:sty m:val="p"/>
+                </m:rPr>
+                <m:t>+</m:t>
+              </m:r>
+              <m:r>
+                <m:t>b</m:t>
+              </m:r>
+              <m:r>
+                <m:rPr>
+                  <m:sty m:val="p"/>
+                </m:rPr>
+                <m:t>)</m:t>
+              </m:r>
               <m:r>
                 <m:rPr>
                   <m:sty m:val="p"/>
@@ -6985,37 +7009,39 @@
         <m:r>
           <m:t>L</m:t>
         </m:r>
-        <m:d>
-          <m:dPr>
-            <m:begChr m:val="("/>
-            <m:sepChr m:val=""/>
-            <m:endChr m:val=")"/>
-            <m:grow/>
-          </m:dPr>
-          <m:e>
-            <m:r>
-              <m:t>w</m:t>
-            </m:r>
-            <m:r>
-              <m:rPr>
-                <m:sty m:val="p"/>
-              </m:rPr>
-              <m:t>,</m:t>
-            </m:r>
-            <m:r>
-              <m:t>b</m:t>
-            </m:r>
-            <m:r>
-              <m:rPr>
-                <m:sty m:val="p"/>
-              </m:rPr>
-              <m:t>,</m:t>
-            </m:r>
-            <m:r>
-              <m:t>α</m:t>
-            </m:r>
-          </m:e>
-        </m:d>
+        <m:r>
+          <m:rPr>
+            <m:sty m:val="p"/>
+          </m:rPr>
+          <m:t>(</m:t>
+        </m:r>
+        <m:r>
+          <m:t>w</m:t>
+        </m:r>
+        <m:r>
+          <m:rPr>
+            <m:sty m:val="p"/>
+          </m:rPr>
+          <m:t>,</m:t>
+        </m:r>
+        <m:r>
+          <m:t>b</m:t>
+        </m:r>
+        <m:r>
+          <m:rPr>
+            <m:sty m:val="p"/>
+          </m:rPr>
+          <m:t>,</m:t>
+        </m:r>
+        <m:r>
+          <m:t>α</m:t>
+        </m:r>
+        <m:r>
+          <m:rPr>
+            <m:sty m:val="p"/>
+          </m:rPr>
+          <m:t>)</m:t>
+        </m:r>
       </m:oMath>
       <w:r>
         <w:t xml:space="preserve">. The primal objective function</w:t>
@@ -7096,37 +7122,39 @@
           <m:r>
             <m:t>L</m:t>
           </m:r>
-          <m:d>
-            <m:dPr>
-              <m:begChr m:val="("/>
-              <m:sepChr m:val=""/>
-              <m:endChr m:val=")"/>
-              <m:grow/>
-            </m:dPr>
-            <m:e>
-              <m:r>
-                <m:t>w</m:t>
-              </m:r>
-              <m:r>
-                <m:rPr>
-                  <m:sty m:val="p"/>
-                </m:rPr>
-                <m:t>,</m:t>
-              </m:r>
-              <m:r>
-                <m:t>b</m:t>
-              </m:r>
-              <m:r>
-                <m:rPr>
-                  <m:sty m:val="p"/>
-                </m:rPr>
-                <m:t>,</m:t>
-              </m:r>
-              <m:r>
-                <m:t>α</m:t>
-              </m:r>
-            </m:e>
-          </m:d>
+          <m:r>
+            <m:rPr>
+              <m:sty m:val="p"/>
+            </m:rPr>
+            <m:t>(</m:t>
+          </m:r>
+          <m:r>
+            <m:t>w</m:t>
+          </m:r>
+          <m:r>
+            <m:rPr>
+              <m:sty m:val="p"/>
+            </m:rPr>
+            <m:t>,</m:t>
+          </m:r>
+          <m:r>
+            <m:t>b</m:t>
+          </m:r>
+          <m:r>
+            <m:rPr>
+              <m:sty m:val="p"/>
+            </m:rPr>
+            <m:t>,</m:t>
+          </m:r>
+          <m:r>
+            <m:t>α</m:t>
+          </m:r>
+          <m:r>
+            <m:rPr>
+              <m:sty m:val="p"/>
+            </m:rPr>
+            <m:t>)</m:t>
+          </m:r>
           <m:r>
             <m:rPr>
               <m:sty m:val="p"/>
@@ -7231,49 +7259,51 @@
               </m:r>
             </m:sub>
           </m:sSub>
-          <m:d>
-            <m:dPr>
-              <m:begChr m:val="("/>
-              <m:sepChr m:val=""/>
-              <m:endChr m:val=")"/>
-              <m:grow/>
-            </m:dPr>
+          <m:r>
+            <m:rPr>
+              <m:sty m:val="p"/>
+            </m:rPr>
+            <m:t>(</m:t>
+          </m:r>
+          <m:sSup>
             <m:e>
-              <m:sSup>
-                <m:e>
-                  <m:r>
-                    <m:t>w</m:t>
-                  </m:r>
-                </m:e>
-                <m:sup>
-                  <m:r>
-                    <m:t>T</m:t>
-                  </m:r>
-                </m:sup>
-              </m:sSup>
-              <m:sSub>
-                <m:e>
-                  <m:r>
-                    <m:t>x</m:t>
-                  </m:r>
-                </m:e>
-                <m:sub>
-                  <m:r>
-                    <m:t>i</m:t>
-                  </m:r>
-                </m:sub>
-              </m:sSub>
-              <m:r>
-                <m:rPr>
-                  <m:sty m:val="p"/>
-                </m:rPr>
-                <m:t>+</m:t>
-              </m:r>
-              <m:r>
-                <m:t>b</m:t>
+              <m:r>
+                <m:t>w</m:t>
               </m:r>
             </m:e>
-          </m:d>
+            <m:sup>
+              <m:r>
+                <m:t>T</m:t>
+              </m:r>
+            </m:sup>
+          </m:sSup>
+          <m:sSub>
+            <m:e>
+              <m:r>
+                <m:t>x</m:t>
+              </m:r>
+            </m:e>
+            <m:sub>
+              <m:r>
+                <m:t>i</m:t>
+              </m:r>
+            </m:sub>
+          </m:sSub>
+          <m:r>
+            <m:rPr>
+              <m:sty m:val="p"/>
+            </m:rPr>
+            <m:t>+</m:t>
+          </m:r>
+          <m:r>
+            <m:t>b</m:t>
+          </m:r>
+          <m:r>
+            <m:rPr>
+              <m:sty m:val="p"/>
+            </m:rPr>
+            <m:t>)</m:t>
+          </m:r>
           <m:r>
             <m:rPr>
               <m:sty m:val="p"/>
@@ -7730,19 +7760,21 @@
           <m:r>
             <m:t>f</m:t>
           </m:r>
-          <m:d>
-            <m:dPr>
-              <m:begChr m:val="("/>
-              <m:sepChr m:val=""/>
-              <m:endChr m:val=")"/>
-              <m:grow/>
-            </m:dPr>
-            <m:e>
-              <m:r>
-                <m:t>x</m:t>
-              </m:r>
-            </m:e>
-          </m:d>
+          <m:r>
+            <m:rPr>
+              <m:sty m:val="p"/>
+            </m:rPr>
+            <m:t>(</m:t>
+          </m:r>
+          <m:r>
+            <m:t>x</m:t>
+          </m:r>
+          <m:r>
+            <m:rPr>
+              <m:sty m:val="p"/>
+            </m:rPr>
+            <m:t>)</m:t>
+          </m:r>
           <m:r>
             <m:rPr>
               <m:sty m:val="p"/>
@@ -7851,9 +7883,9 @@
         </m:oMath>
       </m:oMathPara>
     </w:p>
-    <w:bookmarkEnd w:id="27"/>
-    <w:bookmarkEnd w:id="28"/>
-    <w:bookmarkStart w:id="48" w:name="nonlinear-support-vector-machines"/>
+    <w:bookmarkEnd w:id="16"/>
+    <w:bookmarkEnd w:id="17"/>
+    <w:bookmarkStart w:id="37" w:name="nonlinear-support-vector-machines"/>
     <w:p>
       <w:pPr>
         <w:pStyle w:val="Heading2"/>
@@ -8340,18 +8372,18 @@
           <wp:inline>
             <wp:extent cx="5334000" cy="3980715"/>
             <wp:effectExtent b="0" l="0" r="0" t="0"/>
-            <wp:docPr descr="" title="" id="30" name="Picture"/>
+            <wp:docPr descr="" title="" id="19" name="Picture"/>
             <a:graphic>
               <a:graphicData uri="http://schemas.openxmlformats.org/drawingml/2006/picture">
                 <pic:pic>
                   <pic:nvPicPr>
-                    <pic:cNvPr descr="index_files/figure-docx/cell-4-output-1.png" id="31" name="Picture"/>
+                    <pic:cNvPr descr="index_files/figure-docx/cell-4-output-1.png" id="20" name="Picture"/>
                     <pic:cNvPicPr>
                       <a:picLocks noChangeArrowheads="1" noChangeAspect="1"/>
                     </pic:cNvPicPr>
                   </pic:nvPicPr>
                   <pic:blipFill>
-                    <a:blip r:embed="rId29"/>
+                    <a:blip r:embed="rId18"/>
                     <a:stretch>
                       <a:fillRect/>
                     </a:stretch>
@@ -8407,7 +8439,7 @@
       <m:oMath>
         <m:r>
           <m:rPr>
-            <m:sty m:val="b"/>
+            <m:sty m:val="bi"/>
           </m:rPr>
           <m:t>x</m:t>
         </m:r>
@@ -8425,57 +8457,189 @@
         <m:r>
           <m:t>ϕ</m:t>
         </m:r>
-        <m:d>
-          <m:dPr>
-            <m:begChr m:val="("/>
-            <m:sepChr m:val=""/>
-            <m:endChr m:val=")"/>
-            <m:grow/>
-          </m:dPr>
+        <m:r>
+          <m:rPr>
+            <m:sty m:val="p"/>
+          </m:rPr>
+          <m:t>(</m:t>
+        </m:r>
+        <m:r>
+          <m:t>x</m:t>
+        </m:r>
+        <m:r>
+          <m:rPr>
+            <m:sty m:val="p"/>
+          </m:rPr>
+          <m:t>)</m:t>
+        </m:r>
+      </m:oMath>
+      <w:r>
+        <w:t xml:space="preserve">.</w:t>
+      </w:r>
+    </w:p>
+    <w:p>
+      <w:pPr>
+        <w:pStyle w:val="BodyText"/>
+      </w:pPr>
+      <w:r>
+        <w:t xml:space="preserve">For example,</w:t>
+      </w:r>
+    </w:p>
+    <w:p>
+      <w:pPr>
+        <w:pStyle w:val="BodyText"/>
+      </w:pPr>
+      <w:r>
+        <w:t xml:space="preserve">$$
+    \phi: \mathbb{R}^n\mapsto \mathbb{R}^m, \hspace{4mm} \text{where } m&gt;n
+    $$</w:t>
+      </w:r>
+    </w:p>
+    <w:p>
+      <w:pPr>
+        <w:pStyle w:val="FirstParagraph"/>
+      </w:pPr>
+      <w:r>
+        <w:t xml:space="preserve">In the higher-dimensional space, it’s often easier to find a hyperplane that separates the two classes linearly.</w:t>
+      </w:r>
+      <w:r>
+        <w:t xml:space="preserve"> </w:t>
+      </w:r>
+      <w:r>
+        <w:t xml:space="preserve"> </w:t>
+      </w:r>
+      <w:r>
+        <w:t xml:space="preserve">However, explicitly calculating and working with this higher-dimensional transformation</w:t>
+      </w:r>
+      <w:r>
+        <w:t xml:space="preserve"> </w:t>
+      </w:r>
+      <m:oMath>
+        <m:r>
+          <m:t>ϕ</m:t>
+        </m:r>
+        <m:r>
+          <m:rPr>
+            <m:sty m:val="p"/>
+          </m:rPr>
+          <m:t>(</m:t>
+        </m:r>
+        <m:r>
+          <m:t>x</m:t>
+        </m:r>
+        <m:r>
+          <m:rPr>
+            <m:sty m:val="p"/>
+          </m:rPr>
+          <m:t>)</m:t>
+        </m:r>
+      </m:oMath>
+      <w:r>
+        <w:t xml:space="preserve"> </w:t>
+      </w:r>
+      <w:r>
+        <w:t xml:space="preserve">can be computationally expensive, especially when the dimensionality</w:t>
+      </w:r>
+      <w:r>
+        <w:t xml:space="preserve"> </w:t>
+      </w:r>
+      <m:oMath>
+        <m:r>
+          <m:t>m</m:t>
+        </m:r>
+      </m:oMath>
+      <w:r>
+        <w:t xml:space="preserve"> </w:t>
+      </w:r>
+      <w:r>
+        <w:t xml:space="preserve">is very high or infinite. This is where the</w:t>
+      </w:r>
+      <w:r>
+        <w:t xml:space="preserve"> </w:t>
+      </w:r>
+      <w:r>
+        <w:rPr>
+          <w:b/>
+          <w:bCs/>
+        </w:rPr>
+        <w:t xml:space="preserve">kernel trick</w:t>
+      </w:r>
+      <w:r>
+        <w:t xml:space="preserve"> </w:t>
+      </w:r>
+      <w:r>
+        <w:t xml:space="preserve">comes in.</w:t>
+      </w:r>
+    </w:p>
+    <w:bookmarkStart w:id="30" w:name="the-kernel-trick"/>
+    <w:p>
+      <w:pPr>
+        <w:pStyle w:val="Heading3"/>
+      </w:pPr>
+      <w:r>
+        <w:t xml:space="preserve">The Kernel Trick</w:t>
+      </w:r>
+    </w:p>
+    <w:p>
+      <w:pPr>
+        <w:pStyle w:val="FirstParagraph"/>
+      </w:pPr>
+      <w:r>
+        <w:t xml:space="preserve">The</w:t>
+      </w:r>
+      <w:r>
+        <w:t xml:space="preserve"> </w:t>
+      </w:r>
+      <w:r>
+        <w:rPr>
+          <w:b/>
+          <w:bCs/>
+        </w:rPr>
+        <w:t xml:space="preserve">kernel trick</w:t>
+      </w:r>
+      <w:r>
+        <w:t xml:space="preserve"> </w:t>
+      </w:r>
+      <w:r>
+        <w:t xml:space="preserve">is a method that allows us to compute the inner product between two transformed data points</w:t>
+      </w:r>
+      <w:r>
+        <w:t xml:space="preserve"> </w:t>
+      </w:r>
+      <m:oMath>
+        <m:r>
+          <m:t>ϕ</m:t>
+        </m:r>
+        <m:r>
+          <m:rPr>
+            <m:sty m:val="p"/>
+          </m:rPr>
+          <m:t>(</m:t>
+        </m:r>
+        <m:sSub>
           <m:e>
             <m:r>
               <m:t>x</m:t>
             </m:r>
           </m:e>
-        </m:d>
+          <m:sub>
+            <m:r>
+              <m:t>i</m:t>
+            </m:r>
+          </m:sub>
+        </m:sSub>
+        <m:r>
+          <m:rPr>
+            <m:sty m:val="p"/>
+          </m:rPr>
+          <m:t>)</m:t>
+        </m:r>
       </m:oMath>
       <w:r>
-        <w:t xml:space="preserve">.</w:t>
-      </w:r>
-    </w:p>
-    <w:p>
-      <w:pPr>
-        <w:pStyle w:val="BodyText"/>
-      </w:pPr>
-      <w:r>
-        <w:t xml:space="preserve">For example,</w:t>
-      </w:r>
-    </w:p>
-    <w:p>
-      <w:pPr>
-        <w:pStyle w:val="BodyText"/>
-      </w:pPr>
-      <w:r>
-        <w:t xml:space="preserve">$$
-    \phi: \mathbb{R}^n\mapsto \mathbb{R}^m, \hspace{4mm} \text{where } m&gt;n
-    $$</w:t>
-      </w:r>
-    </w:p>
-    <w:p>
-      <w:pPr>
-        <w:pStyle w:val="FirstParagraph"/>
-      </w:pPr>
-      <w:r>
-        <w:t xml:space="preserve">In the higher-dimensional space, it’s often easier to find a hyperplane that separates the two classes linearly.</w:t>
-      </w:r>
-      <w:r>
-        <w:t xml:space="preserve"> </w:t>
-      </w:r>
-      <w:r>
-        <w:t xml:space="preserve"> </w:t>
-      </w:r>
-      <w:r>
-        <w:t xml:space="preserve">However, explicitly calculating and working with this higher-dimensional transformation</w:t>
+        <w:t xml:space="preserve"> </w:t>
+      </w:r>
+      <w:r>
+        <w:t xml:space="preserve">and</w:t>
       </w:r>
       <w:r>
         <w:t xml:space="preserve"> </w:t>
@@ -8484,39 +8648,36 @@
         <m:r>
           <m:t>ϕ</m:t>
         </m:r>
-        <m:d>
-          <m:dPr>
-            <m:begChr m:val="("/>
-            <m:sepChr m:val=""/>
-            <m:endChr m:val=")"/>
-            <m:grow/>
-          </m:dPr>
+        <m:r>
+          <m:rPr>
+            <m:sty m:val="p"/>
+          </m:rPr>
+          <m:t>(</m:t>
+        </m:r>
+        <m:sSub>
           <m:e>
             <m:r>
               <m:t>x</m:t>
             </m:r>
           </m:e>
-        </m:d>
-      </m:oMath>
-      <w:r>
-        <w:t xml:space="preserve"> </w:t>
-      </w:r>
-      <w:r>
-        <w:t xml:space="preserve">can be computationally expensive, especially when the dimensionality</w:t>
-      </w:r>
-      <w:r>
-        <w:t xml:space="preserve"> </w:t>
-      </w:r>
-      <m:oMath>
+          <m:sub>
+            <m:r>
+              <m:t>j</m:t>
+            </m:r>
+          </m:sub>
+        </m:sSub>
         <m:r>
-          <m:t>m</m:t>
+          <m:rPr>
+            <m:sty m:val="p"/>
+          </m:rPr>
+          <m:t>)</m:t>
         </m:r>
       </m:oMath>
       <w:r>
         <w:t xml:space="preserve"> </w:t>
       </w:r>
       <w:r>
-        <w:t xml:space="preserve">is very high or infinite. This is where the</w:t>
+        <w:t xml:space="preserve">in the higher-dimensional space</w:t>
       </w:r>
       <w:r>
         <w:t xml:space="preserve"> </w:t>
@@ -8526,46 +8687,13 @@
           <w:b/>
           <w:bCs/>
         </w:rPr>
-        <w:t xml:space="preserve">kernel trick</w:t>
-      </w:r>
-      <w:r>
-        <w:t xml:space="preserve"> </w:t>
-      </w:r>
-      <w:r>
-        <w:t xml:space="preserve">comes in.</w:t>
-      </w:r>
-    </w:p>
-    <w:bookmarkStart w:id="41" w:name="the-kernel-trick"/>
-    <w:p>
-      <w:pPr>
-        <w:pStyle w:val="Heading3"/>
-      </w:pPr>
-      <w:r>
-        <w:t xml:space="preserve">The Kernel Trick</w:t>
-      </w:r>
-    </w:p>
-    <w:p>
-      <w:pPr>
-        <w:pStyle w:val="FirstParagraph"/>
-      </w:pPr>
-      <w:r>
-        <w:t xml:space="preserve">The</w:t>
-      </w:r>
-      <w:r>
-        <w:t xml:space="preserve"> </w:t>
-      </w:r>
-      <w:r>
-        <w:rPr>
-          <w:b/>
-          <w:bCs/>
-        </w:rPr>
-        <w:t xml:space="preserve">kernel trick</w:t>
-      </w:r>
-      <w:r>
-        <w:t xml:space="preserve"> </w:t>
-      </w:r>
-      <w:r>
-        <w:t xml:space="preserve">is a method that allows us to compute the inner product between two transformed data points</w:t>
+        <w:t xml:space="preserve">without</w:t>
+      </w:r>
+      <w:r>
+        <w:t xml:space="preserve"> </w:t>
+      </w:r>
+      <w:r>
+        <w:t xml:space="preserve">explicitly computing the transformation</w:t>
       </w:r>
       <w:r>
         <w:t xml:space="preserve"> </w:t>
@@ -8574,34 +8702,33 @@
         <m:r>
           <m:t>ϕ</m:t>
         </m:r>
-        <m:d>
-          <m:dPr>
-            <m:begChr m:val="("/>
-            <m:sepChr m:val=""/>
-            <m:endChr m:val=")"/>
-            <m:grow/>
-          </m:dPr>
-          <m:e>
-            <m:sSub>
-              <m:e>
-                <m:r>
-                  <m:t>x</m:t>
-                </m:r>
-              </m:e>
-              <m:sub>
-                <m:r>
-                  <m:t>i</m:t>
-                </m:r>
-              </m:sub>
-            </m:sSub>
-          </m:e>
-        </m:d>
+        <m:r>
+          <m:rPr>
+            <m:sty m:val="p"/>
+          </m:rPr>
+          <m:t>(</m:t>
+        </m:r>
+        <m:r>
+          <m:t>x</m:t>
+        </m:r>
+        <m:r>
+          <m:rPr>
+            <m:sty m:val="p"/>
+          </m:rPr>
+          <m:t>)</m:t>
+        </m:r>
       </m:oMath>
       <w:r>
-        <w:t xml:space="preserve"> </w:t>
-      </w:r>
-      <w:r>
-        <w:t xml:space="preserve">and</w:t>
+        <w:t xml:space="preserve">.</w:t>
+      </w:r>
+      <w:r>
+        <w:t xml:space="preserve"> </w:t>
+      </w:r>
+      <w:r>
+        <w:t xml:space="preserve"> </w:t>
+      </w:r>
+      <w:r>
+        <w:t xml:space="preserve">Instead of computing</w:t>
       </w:r>
       <w:r>
         <w:t xml:space="preserve"> </w:t>
@@ -8610,83 +8737,36 @@
         <m:r>
           <m:t>ϕ</m:t>
         </m:r>
-        <m:d>
-          <m:dPr>
-            <m:begChr m:val="("/>
-            <m:sepChr m:val=""/>
-            <m:endChr m:val=")"/>
-            <m:grow/>
-          </m:dPr>
-          <m:e>
-            <m:sSub>
-              <m:e>
-                <m:r>
-                  <m:t>x</m:t>
-                </m:r>
-              </m:e>
-              <m:sub>
-                <m:r>
-                  <m:t>j</m:t>
-                </m:r>
-              </m:sub>
-            </m:sSub>
-          </m:e>
-        </m:d>
-      </m:oMath>
-      <w:r>
-        <w:t xml:space="preserve"> </w:t>
-      </w:r>
-      <w:r>
-        <w:t xml:space="preserve">in the higher-dimensional space</w:t>
-      </w:r>
-      <w:r>
-        <w:t xml:space="preserve"> </w:t>
-      </w:r>
-      <w:r>
-        <w:rPr>
-          <w:b/>
-          <w:bCs/>
-        </w:rPr>
-        <w:t xml:space="preserve">without</w:t>
-      </w:r>
-      <w:r>
-        <w:t xml:space="preserve"> </w:t>
-      </w:r>
-      <w:r>
-        <w:t xml:space="preserve">explicitly computing the transformation</w:t>
-      </w:r>
-      <w:r>
-        <w:t xml:space="preserve"> </w:t>
-      </w:r>
-      <m:oMath>
         <m:r>
-          <m:t>ϕ</m:t>
+          <m:rPr>
+            <m:sty m:val="p"/>
+          </m:rPr>
+          <m:t>(</m:t>
         </m:r>
-        <m:d>
-          <m:dPr>
-            <m:begChr m:val="("/>
-            <m:sepChr m:val=""/>
-            <m:endChr m:val=")"/>
-            <m:grow/>
-          </m:dPr>
+        <m:sSub>
           <m:e>
             <m:r>
               <m:t>x</m:t>
             </m:r>
           </m:e>
-        </m:d>
+          <m:sub>
+            <m:r>
+              <m:t>i</m:t>
+            </m:r>
+          </m:sub>
+        </m:sSub>
+        <m:r>
+          <m:rPr>
+            <m:sty m:val="p"/>
+          </m:rPr>
+          <m:t>)</m:t>
+        </m:r>
       </m:oMath>
       <w:r>
-        <w:t xml:space="preserve">.</w:t>
-      </w:r>
-      <w:r>
-        <w:t xml:space="preserve"> </w:t>
-      </w:r>
-      <w:r>
-        <w:t xml:space="preserve"> </w:t>
-      </w:r>
-      <w:r>
-        <w:t xml:space="preserve">Instead of computing</w:t>
+        <w:t xml:space="preserve"> </w:t>
+      </w:r>
+      <w:r>
+        <w:t xml:space="preserve">and</w:t>
       </w:r>
       <w:r>
         <w:t xml:space="preserve"> </w:t>
@@ -8695,64 +8775,30 @@
         <m:r>
           <m:t>ϕ</m:t>
         </m:r>
-        <m:d>
-          <m:dPr>
-            <m:begChr m:val="("/>
-            <m:sepChr m:val=""/>
-            <m:endChr m:val=")"/>
-            <m:grow/>
-          </m:dPr>
+        <m:r>
+          <m:rPr>
+            <m:sty m:val="p"/>
+          </m:rPr>
+          <m:t>(</m:t>
+        </m:r>
+        <m:sSub>
           <m:e>
-            <m:sSub>
-              <m:e>
-                <m:r>
-                  <m:t>x</m:t>
-                </m:r>
-              </m:e>
-              <m:sub>
-                <m:r>
-                  <m:t>i</m:t>
-                </m:r>
-              </m:sub>
-            </m:sSub>
+            <m:r>
+              <m:t>x</m:t>
+            </m:r>
           </m:e>
-        </m:d>
-      </m:oMath>
-      <w:r>
-        <w:t xml:space="preserve"> </w:t>
-      </w:r>
-      <w:r>
-        <w:t xml:space="preserve">and</w:t>
-      </w:r>
-      <w:r>
-        <w:t xml:space="preserve"> </w:t>
-      </w:r>
-      <m:oMath>
+          <m:sub>
+            <m:r>
+              <m:t>j</m:t>
+            </m:r>
+          </m:sub>
+        </m:sSub>
         <m:r>
-          <m:t>ϕ</m:t>
+          <m:rPr>
+            <m:sty m:val="p"/>
+          </m:rPr>
+          <m:t>)</m:t>
         </m:r>
-        <m:d>
-          <m:dPr>
-            <m:begChr m:val="("/>
-            <m:sepChr m:val=""/>
-            <m:endChr m:val=")"/>
-            <m:grow/>
-          </m:dPr>
-          <m:e>
-            <m:sSub>
-              <m:e>
-                <m:r>
-                  <m:t>x</m:t>
-                </m:r>
-              </m:e>
-              <m:sub>
-                <m:r>
-                  <m:t>j</m:t>
-                </m:r>
-              </m:sub>
-            </m:sSub>
-          </m:e>
-        </m:d>
       </m:oMath>
       <w:r>
         <w:t xml:space="preserve"> </w:t>
@@ -8777,46 +8823,48 @@
         <m:r>
           <m:t>K</m:t>
         </m:r>
-        <m:d>
-          <m:dPr>
-            <m:begChr m:val="("/>
-            <m:sepChr m:val=""/>
-            <m:endChr m:val=")"/>
-            <m:grow/>
-          </m:dPr>
+        <m:r>
+          <m:rPr>
+            <m:sty m:val="p"/>
+          </m:rPr>
+          <m:t>(</m:t>
+        </m:r>
+        <m:sSub>
           <m:e>
-            <m:sSub>
-              <m:e>
-                <m:r>
-                  <m:t>x</m:t>
-                </m:r>
-              </m:e>
-              <m:sub>
-                <m:r>
-                  <m:t>i</m:t>
-                </m:r>
-              </m:sub>
-            </m:sSub>
             <m:r>
-              <m:rPr>
-                <m:sty m:val="p"/>
-              </m:rPr>
-              <m:t>,</m:t>
+              <m:t>x</m:t>
             </m:r>
-            <m:sSub>
-              <m:e>
-                <m:r>
-                  <m:t>x</m:t>
-                </m:r>
-              </m:e>
-              <m:sub>
-                <m:r>
-                  <m:t>j</m:t>
-                </m:r>
-              </m:sub>
-            </m:sSub>
           </m:e>
-        </m:d>
+          <m:sub>
+            <m:r>
+              <m:t>i</m:t>
+            </m:r>
+          </m:sub>
+        </m:sSub>
+        <m:r>
+          <m:rPr>
+            <m:sty m:val="p"/>
+          </m:rPr>
+          <m:t>,</m:t>
+        </m:r>
+        <m:sSub>
+          <m:e>
+            <m:r>
+              <m:t>x</m:t>
+            </m:r>
+          </m:e>
+          <m:sub>
+            <m:r>
+              <m:t>j</m:t>
+            </m:r>
+          </m:sub>
+        </m:sSub>
+        <m:r>
+          <m:rPr>
+            <m:sty m:val="p"/>
+          </m:rPr>
+          <m:t>)</m:t>
+        </m:r>
       </m:oMath>
       <w:r>
         <w:t xml:space="preserve"> </w:t>
@@ -8837,46 +8885,48 @@
           <m:r>
             <m:t>K</m:t>
           </m:r>
-          <m:d>
-            <m:dPr>
-              <m:begChr m:val="("/>
-              <m:sepChr m:val=""/>
-              <m:endChr m:val=")"/>
-              <m:grow/>
-            </m:dPr>
+          <m:r>
+            <m:rPr>
+              <m:sty m:val="p"/>
+            </m:rPr>
+            <m:t>(</m:t>
+          </m:r>
+          <m:sSub>
             <m:e>
-              <m:sSub>
-                <m:e>
-                  <m:r>
-                    <m:t>x</m:t>
-                  </m:r>
-                </m:e>
-                <m:sub>
-                  <m:r>
-                    <m:t>i</m:t>
-                  </m:r>
-                </m:sub>
-              </m:sSub>
-              <m:r>
-                <m:rPr>
-                  <m:sty m:val="p"/>
-                </m:rPr>
-                <m:t>,</m:t>
-              </m:r>
-              <m:sSub>
-                <m:e>
-                  <m:r>
-                    <m:t>x</m:t>
-                  </m:r>
-                </m:e>
-                <m:sub>
-                  <m:r>
-                    <m:t>j</m:t>
-                  </m:r>
-                </m:sub>
-              </m:sSub>
+              <m:r>
+                <m:t>x</m:t>
+              </m:r>
             </m:e>
-          </m:d>
+            <m:sub>
+              <m:r>
+                <m:t>i</m:t>
+              </m:r>
+            </m:sub>
+          </m:sSub>
+          <m:r>
+            <m:rPr>
+              <m:sty m:val="p"/>
+            </m:rPr>
+            <m:t>,</m:t>
+          </m:r>
+          <m:sSub>
+            <m:e>
+              <m:r>
+                <m:t>x</m:t>
+              </m:r>
+            </m:e>
+            <m:sub>
+              <m:r>
+                <m:t>j</m:t>
+              </m:r>
+            </m:sub>
+          </m:sSub>
+          <m:r>
+            <m:rPr>
+              <m:sty m:val="p"/>
+            </m:rPr>
+            <m:t>)</m:t>
+          </m:r>
           <m:r>
             <m:rPr>
               <m:sty m:val="p"/>
@@ -8886,30 +8936,32 @@
           <m:r>
             <m:t>ϕ</m:t>
           </m:r>
+          <m:r>
+            <m:rPr>
+              <m:sty m:val="p"/>
+            </m:rPr>
+            <m:t>(</m:t>
+          </m:r>
+          <m:sSub>
+            <m:e>
+              <m:r>
+                <m:t>x</m:t>
+              </m:r>
+            </m:e>
+            <m:sub>
+              <m:r>
+                <m:t>i</m:t>
+              </m:r>
+            </m:sub>
+          </m:sSub>
           <m:sSup>
             <m:e>
-              <m:d>
-                <m:dPr>
-                  <m:begChr m:val="("/>
-                  <m:sepChr m:val=""/>
-                  <m:endChr m:val=")"/>
-                  <m:grow/>
-                </m:dPr>
-                <m:e>
-                  <m:sSub>
-                    <m:e>
-                      <m:r>
-                        <m:t>x</m:t>
-                      </m:r>
-                    </m:e>
-                    <m:sub>
-                      <m:r>
-                        <m:t>i</m:t>
-                      </m:r>
-                    </m:sub>
-                  </m:sSub>
-                </m:e>
-              </m:d>
+              <m:r>
+                <m:rPr>
+                  <m:sty m:val="p"/>
+                </m:rPr>
+                <m:t>)</m:t>
+              </m:r>
             </m:e>
             <m:sup>
               <m:r>
@@ -8920,28 +8972,30 @@
           <m:r>
             <m:t>ϕ</m:t>
           </m:r>
-          <m:d>
-            <m:dPr>
-              <m:begChr m:val="("/>
-              <m:sepChr m:val=""/>
-              <m:endChr m:val=")"/>
-              <m:grow/>
-            </m:dPr>
+          <m:r>
+            <m:rPr>
+              <m:sty m:val="p"/>
+            </m:rPr>
+            <m:t>(</m:t>
+          </m:r>
+          <m:sSub>
             <m:e>
-              <m:sSub>
-                <m:e>
-                  <m:r>
-                    <m:t>x</m:t>
-                  </m:r>
-                </m:e>
-                <m:sub>
-                  <m:r>
-                    <m:t>j</m:t>
-                  </m:r>
-                </m:sub>
-              </m:sSub>
+              <m:r>
+                <m:t>x</m:t>
+              </m:r>
             </m:e>
-          </m:d>
+            <m:sub>
+              <m:r>
+                <m:t>j</m:t>
+              </m:r>
+            </m:sub>
+          </m:sSub>
+          <m:r>
+            <m:rPr>
+              <m:sty m:val="p"/>
+            </m:rPr>
+            <m:t>)</m:t>
+          </m:r>
         </m:oMath>
       </m:oMathPara>
     </w:p>
@@ -8953,7 +9007,7 @@
         <w:t xml:space="preserve">By substituting this kernel function into the SVM optimization problem, we can work in the higher-dimensional space implicitly, without ever explicitly mapping the data points to that space. This allows us to handle complex, nonlinear decision boundaries with a more computationally efficient approach.</w:t>
       </w:r>
     </w:p>
-    <w:bookmarkStart w:id="38" w:name="polynomial-kernel"/>
+    <w:bookmarkStart w:id="27" w:name="polynomial-kernel"/>
     <w:p>
       <w:pPr>
         <w:pStyle w:val="Heading4"/>
@@ -8982,102 +9036,106 @@
           <m:r>
             <m:t>K</m:t>
           </m:r>
-          <m:d>
-            <m:dPr>
-              <m:begChr m:val="("/>
-              <m:sepChr m:val=""/>
-              <m:endChr m:val=")"/>
-              <m:grow/>
-            </m:dPr>
+          <m:r>
+            <m:rPr>
+              <m:sty m:val="p"/>
+            </m:rPr>
+            <m:t>(</m:t>
+          </m:r>
+          <m:sSub>
             <m:e>
-              <m:sSub>
-                <m:e>
-                  <m:r>
-                    <m:t>x</m:t>
-                  </m:r>
-                </m:e>
-                <m:sub>
-                  <m:r>
-                    <m:t>i</m:t>
-                  </m:r>
-                </m:sub>
-              </m:sSub>
-              <m:r>
-                <m:rPr>
-                  <m:sty m:val="p"/>
-                </m:rPr>
-                <m:t>,</m:t>
-              </m:r>
-              <m:sSub>
-                <m:e>
-                  <m:r>
-                    <m:t>x</m:t>
-                  </m:r>
-                </m:e>
-                <m:sub>
-                  <m:r>
-                    <m:t>j</m:t>
-                  </m:r>
-                </m:sub>
-              </m:sSub>
+              <m:r>
+                <m:t>x</m:t>
+              </m:r>
             </m:e>
-          </m:d>
+            <m:sub>
+              <m:r>
+                <m:t>i</m:t>
+              </m:r>
+            </m:sub>
+          </m:sSub>
+          <m:r>
+            <m:rPr>
+              <m:sty m:val="p"/>
+            </m:rPr>
+            <m:t>,</m:t>
+          </m:r>
+          <m:sSub>
+            <m:e>
+              <m:r>
+                <m:t>x</m:t>
+              </m:r>
+            </m:e>
+            <m:sub>
+              <m:r>
+                <m:t>j</m:t>
+              </m:r>
+            </m:sub>
+          </m:sSub>
+          <m:r>
+            <m:rPr>
+              <m:sty m:val="p"/>
+            </m:rPr>
+            <m:t>)</m:t>
+          </m:r>
           <m:r>
             <m:rPr>
               <m:sty m:val="p"/>
             </m:rPr>
             <m:t>=</m:t>
           </m:r>
+          <m:r>
+            <m:rPr>
+              <m:sty m:val="p"/>
+            </m:rPr>
+            <m:t>(</m:t>
+          </m:r>
+          <m:sSubSup>
+            <m:e>
+              <m:r>
+                <m:t>x</m:t>
+              </m:r>
+            </m:e>
+            <m:sub>
+              <m:r>
+                <m:t>i</m:t>
+              </m:r>
+            </m:sub>
+            <m:sup>
+              <m:r>
+                <m:t>T</m:t>
+              </m:r>
+            </m:sup>
+          </m:sSubSup>
+          <m:sSub>
+            <m:e>
+              <m:r>
+                <m:t>x</m:t>
+              </m:r>
+            </m:e>
+            <m:sub>
+              <m:r>
+                <m:t>j</m:t>
+              </m:r>
+            </m:sub>
+          </m:sSub>
+          <m:r>
+            <m:rPr>
+              <m:sty m:val="p"/>
+            </m:rPr>
+            <m:t>+</m:t>
+          </m:r>
+          <m:r>
+            <m:t>c</m:t>
+          </m:r>
           <m:sSup>
             <m:e>
-              <m:d>
-                <m:dPr>
-                  <m:begChr m:val="("/>
-                  <m:sepChr m:val=""/>
-                  <m:endChr m:val=")"/>
-                  <m:grow/>
-                </m:dPr>
-                <m:e>
-                  <m:sSubSup>
-                    <m:e>
-                      <m:r>
-                        <m:t>x</m:t>
-                      </m:r>
-                    </m:e>
-                    <m:sub>
-                      <m:r>
-                        <m:t>i</m:t>
-                      </m:r>
-                    </m:sub>
-                    <m:sup>
-                      <m:r>
-                        <m:t>T</m:t>
-                      </m:r>
-                    </m:sup>
-                  </m:sSubSup>
-                  <m:sSub>
-                    <m:e>
-                      <m:r>
-                        <m:t>x</m:t>
-                      </m:r>
-                    </m:e>
-                    <m:sub>
-                      <m:r>
-                        <m:t>j</m:t>
-                      </m:r>
-                    </m:sub>
-                  </m:sSub>
-                  <m:r>
-                    <m:rPr>
-                      <m:sty m:val="p"/>
-                    </m:rPr>
-                    <m:t>+</m:t>
-                  </m:r>
-                  <m:r>
-                    <m:t>c</m:t>
-                  </m:r>
-                </m:e>
-              </m:d>
+              <m:r>
+                <m:rPr>
+                  <m:sty m:val="p"/>
+                </m:rPr>
+                <m:t>)</m:t>
+              </m:r>
             </m:e>
             <m:sup>
               <m:r>
@@ -10665,18 +10723,18 @@
           <wp:inline>
             <wp:extent cx="5334000" cy="2667000"/>
             <wp:effectExtent b="0" l="0" r="0" t="0"/>
-            <wp:docPr descr="" title="" id="33" name="Picture"/>
+            <wp:docPr descr="" title="" id="22" name="Picture"/>
             <a:graphic>
               <a:graphicData uri="http://schemas.openxmlformats.org/drawingml/2006/picture">
                 <pic:pic>
                   <pic:nvPicPr>
-                    <pic:cNvPr descr="index_files/figure-docx/cell-5-output-1.png" id="34" name="Picture"/>
+                    <pic:cNvPr descr="index_files/figure-docx/cell-5-output-1.png" id="23" name="Picture"/>
                     <pic:cNvPicPr>
                       <a:picLocks noChangeArrowheads="1" noChangeAspect="1"/>
                     </pic:cNvPicPr>
                   </pic:nvPicPr>
                   <pic:blipFill>
-                    <a:blip r:embed="rId32"/>
+                    <a:blip r:embed="rId21"/>
                     <a:stretch>
                       <a:fillRect/>
                     </a:stretch>
@@ -11988,18 +12046,18 @@
           <wp:inline>
             <wp:extent cx="5334000" cy="2898913"/>
             <wp:effectExtent b="0" l="0" r="0" t="0"/>
-            <wp:docPr descr="" title="" id="36" name="Picture"/>
+            <wp:docPr descr="" title="" id="25" name="Picture"/>
             <a:graphic>
               <a:graphicData uri="http://schemas.openxmlformats.org/drawingml/2006/picture">
                 <pic:pic>
                   <pic:nvPicPr>
-                    <pic:cNvPr descr="index_files/figure-docx/cell-6-output-1.png" id="37" name="Picture"/>
+                    <pic:cNvPr descr="index_files/figure-docx/cell-6-output-1.png" id="26" name="Picture"/>
                     <pic:cNvPicPr>
                       <a:picLocks noChangeArrowheads="1" noChangeAspect="1"/>
                     </pic:cNvPicPr>
                   </pic:nvPicPr>
                   <pic:blipFill>
-                    <a:blip r:embed="rId35"/>
+                    <a:blip r:embed="rId24"/>
                     <a:stretch>
                       <a:fillRect/>
                     </a:stretch>
@@ -12026,8 +12084,8 @@
         </w:drawing>
       </w:r>
     </w:p>
-    <w:bookmarkEnd w:id="38"/>
-    <w:bookmarkStart w:id="39" w:name="Xf4a72dc3946a5759cf7a36d33881e533d1ae627"/>
+    <w:bookmarkEnd w:id="27"/>
+    <w:bookmarkStart w:id="28" w:name="Xf4a72dc3946a5759cf7a36d33881e533d1ae627"/>
     <w:p>
       <w:pPr>
         <w:pStyle w:val="Heading4"/>
@@ -12056,46 +12114,48 @@
           <m:r>
             <m:t>K</m:t>
           </m:r>
-          <m:d>
-            <m:dPr>
-              <m:begChr m:val="("/>
-              <m:sepChr m:val=""/>
-              <m:endChr m:val=")"/>
-              <m:grow/>
-            </m:dPr>
+          <m:r>
+            <m:rPr>
+              <m:sty m:val="p"/>
+            </m:rPr>
+            <m:t>(</m:t>
+          </m:r>
+          <m:sSub>
             <m:e>
-              <m:sSub>
-                <m:e>
-                  <m:r>
-                    <m:t>x</m:t>
-                  </m:r>
-                </m:e>
-                <m:sub>
-                  <m:r>
-                    <m:t>i</m:t>
-                  </m:r>
-                </m:sub>
-              </m:sSub>
-              <m:r>
-                <m:rPr>
-                  <m:sty m:val="p"/>
-                </m:rPr>
-                <m:t>,</m:t>
-              </m:r>
-              <m:sSub>
-                <m:e>
-                  <m:r>
-                    <m:t>x</m:t>
-                  </m:r>
-                </m:e>
-                <m:sub>
-                  <m:r>
-                    <m:t>j</m:t>
-                  </m:r>
-                </m:sub>
-              </m:sSub>
+              <m:r>
+                <m:t>x</m:t>
+              </m:r>
             </m:e>
-          </m:d>
+            <m:sub>
+              <m:r>
+                <m:t>i</m:t>
+              </m:r>
+            </m:sub>
+          </m:sSub>
+          <m:r>
+            <m:rPr>
+              <m:sty m:val="p"/>
+            </m:rPr>
+            <m:t>,</m:t>
+          </m:r>
+          <m:sSub>
+            <m:e>
+              <m:r>
+                <m:t>x</m:t>
+              </m:r>
+            </m:e>
+            <m:sub>
+              <m:r>
+                <m:t>j</m:t>
+              </m:r>
+            </m:sub>
+          </m:sSub>
+          <m:r>
+            <m:rPr>
+              <m:sty m:val="p"/>
+            </m:rPr>
+            <m:t>)</m:t>
+          </m:r>
           <m:r>
             <m:rPr>
               <m:sty m:val="p"/>
@@ -12222,46 +12282,48 @@
           <m:r>
             <m:t>K</m:t>
           </m:r>
-          <m:d>
-            <m:dPr>
-              <m:begChr m:val="("/>
-              <m:sepChr m:val=""/>
-              <m:endChr m:val=")"/>
-              <m:grow/>
-            </m:dPr>
+          <m:r>
+            <m:rPr>
+              <m:sty m:val="p"/>
+            </m:rPr>
+            <m:t>(</m:t>
+          </m:r>
+          <m:sSub>
             <m:e>
-              <m:sSub>
-                <m:e>
-                  <m:r>
-                    <m:t>x</m:t>
-                  </m:r>
-                </m:e>
-                <m:sub>
-                  <m:r>
-                    <m:t>i</m:t>
-                  </m:r>
-                </m:sub>
-              </m:sSub>
-              <m:r>
-                <m:rPr>
-                  <m:sty m:val="p"/>
-                </m:rPr>
-                <m:t>,</m:t>
-              </m:r>
-              <m:sSub>
-                <m:e>
-                  <m:r>
-                    <m:t>x</m:t>
-                  </m:r>
-                </m:e>
-                <m:sub>
-                  <m:r>
-                    <m:t>j</m:t>
-                  </m:r>
-                </m:sub>
-              </m:sSub>
+              <m:r>
+                <m:t>x</m:t>
+              </m:r>
             </m:e>
-          </m:d>
+            <m:sub>
+              <m:r>
+                <m:t>i</m:t>
+              </m:r>
+            </m:sub>
+          </m:sSub>
+          <m:r>
+            <m:rPr>
+              <m:sty m:val="p"/>
+            </m:rPr>
+            <m:t>,</m:t>
+          </m:r>
+          <m:sSub>
+            <m:e>
+              <m:r>
+                <m:t>x</m:t>
+              </m:r>
+            </m:e>
+            <m:sub>
+              <m:r>
+                <m:t>j</m:t>
+              </m:r>
+            </m:sub>
+          </m:sSub>
+          <m:r>
+            <m:rPr>
+              <m:sty m:val="p"/>
+            </m:rPr>
+            <m:t>)</m:t>
+          </m:r>
           <m:r>
             <m:rPr>
               <m:sty m:val="p"/>
@@ -12538,8 +12600,8 @@
         <w:t xml:space="preserve">The RBF kernel is particularly effective when the relationship between classes is highly nonlinear. It maps each data point to an infinite-dimensional space, allowing the SVM to capture fine-grained patterns.</w:t>
       </w:r>
     </w:p>
-    <w:bookmarkEnd w:id="39"/>
-    <w:bookmarkStart w:id="40" w:name="sigmoid-kernel"/>
+    <w:bookmarkEnd w:id="28"/>
+    <w:bookmarkStart w:id="29" w:name="sigmoid-kernel"/>
     <w:p>
       <w:pPr>
         <w:pStyle w:val="Heading4"/>
@@ -12568,46 +12630,48 @@
           <m:r>
             <m:t>K</m:t>
           </m:r>
-          <m:d>
-            <m:dPr>
-              <m:begChr m:val="("/>
-              <m:sepChr m:val=""/>
-              <m:endChr m:val=")"/>
-              <m:grow/>
-            </m:dPr>
+          <m:r>
+            <m:rPr>
+              <m:sty m:val="p"/>
+            </m:rPr>
+            <m:t>(</m:t>
+          </m:r>
+          <m:sSub>
             <m:e>
-              <m:sSub>
-                <m:e>
-                  <m:r>
-                    <m:t>x</m:t>
-                  </m:r>
-                </m:e>
-                <m:sub>
-                  <m:r>
-                    <m:t>i</m:t>
-                  </m:r>
-                </m:sub>
-              </m:sSub>
-              <m:r>
-                <m:rPr>
-                  <m:sty m:val="p"/>
-                </m:rPr>
-                <m:t>,</m:t>
-              </m:r>
-              <m:sSub>
-                <m:e>
-                  <m:r>
-                    <m:t>x</m:t>
-                  </m:r>
-                </m:e>
-                <m:sub>
-                  <m:r>
-                    <m:t>j</m:t>
-                  </m:r>
-                </m:sub>
-              </m:sSub>
+              <m:r>
+                <m:t>x</m:t>
+              </m:r>
             </m:e>
-          </m:d>
+            <m:sub>
+              <m:r>
+                <m:t>i</m:t>
+              </m:r>
+            </m:sub>
+          </m:sSub>
+          <m:r>
+            <m:rPr>
+              <m:sty m:val="p"/>
+            </m:rPr>
+            <m:t>,</m:t>
+          </m:r>
+          <m:sSub>
+            <m:e>
+              <m:r>
+                <m:t>x</m:t>
+              </m:r>
+            </m:e>
+            <m:sub>
+              <m:r>
+                <m:t>j</m:t>
+              </m:r>
+            </m:sub>
+          </m:sSub>
+          <m:r>
+            <m:rPr>
+              <m:sty m:val="p"/>
+            </m:rPr>
+            <m:t>)</m:t>
+          </m:r>
           <m:r>
             <m:rPr>
               <m:sty m:val="p"/>
@@ -12620,57 +12684,59 @@
             </m:rPr>
             <m:t>tanh</m:t>
           </m:r>
-          <m:d>
-            <m:dPr>
-              <m:begChr m:val="("/>
-              <m:sepChr m:val=""/>
-              <m:endChr m:val=")"/>
-              <m:grow/>
-            </m:dPr>
+          <m:r>
+            <m:rPr>
+              <m:sty m:val="p"/>
+            </m:rPr>
+            <m:t>(</m:t>
+          </m:r>
+          <m:r>
+            <m:t>κ</m:t>
+          </m:r>
+          <m:sSubSup>
             <m:e>
               <m:r>
-                <m:t>κ</m:t>
-              </m:r>
-              <m:sSubSup>
-                <m:e>
-                  <m:r>
-                    <m:t>x</m:t>
-                  </m:r>
-                </m:e>
-                <m:sub>
-                  <m:r>
-                    <m:t>i</m:t>
-                  </m:r>
-                </m:sub>
-                <m:sup>
-                  <m:r>
-                    <m:t>T</m:t>
-                  </m:r>
-                </m:sup>
-              </m:sSubSup>
-              <m:sSub>
-                <m:e>
-                  <m:r>
-                    <m:t>x</m:t>
-                  </m:r>
-                </m:e>
-                <m:sub>
-                  <m:r>
-                    <m:t>j</m:t>
-                  </m:r>
-                </m:sub>
-              </m:sSub>
-              <m:r>
-                <m:rPr>
-                  <m:sty m:val="p"/>
-                </m:rPr>
-                <m:t>+</m:t>
-              </m:r>
-              <m:r>
-                <m:t>θ</m:t>
+                <m:t>x</m:t>
               </m:r>
             </m:e>
-          </m:d>
+            <m:sub>
+              <m:r>
+                <m:t>i</m:t>
+              </m:r>
+            </m:sub>
+            <m:sup>
+              <m:r>
+                <m:t>T</m:t>
+              </m:r>
+            </m:sup>
+          </m:sSubSup>
+          <m:sSub>
+            <m:e>
+              <m:r>
+                <m:t>x</m:t>
+              </m:r>
+            </m:e>
+            <m:sub>
+              <m:r>
+                <m:t>j</m:t>
+              </m:r>
+            </m:sub>
+          </m:sSub>
+          <m:r>
+            <m:rPr>
+              <m:sty m:val="p"/>
+            </m:rPr>
+            <m:t>+</m:t>
+          </m:r>
+          <m:r>
+            <m:t>θ</m:t>
+          </m:r>
+          <m:r>
+            <m:rPr>
+              <m:sty m:val="p"/>
+            </m:rPr>
+            <m:t>)</m:t>
+          </m:r>
         </m:oMath>
       </m:oMathPara>
     </w:p>
@@ -12741,9 +12807,9 @@
         <w:t xml:space="preserve">serves as the activation function.</w:t>
       </w:r>
     </w:p>
-    <w:bookmarkEnd w:id="40"/>
-    <w:bookmarkEnd w:id="41"/>
-    <w:bookmarkStart w:id="42" w:name="dual-formulation-with-the-kernel-trick"/>
+    <w:bookmarkEnd w:id="29"/>
+    <w:bookmarkEnd w:id="30"/>
+    <w:bookmarkStart w:id="31" w:name="dual-formulation-with-the-kernel-trick"/>
     <w:p>
       <w:pPr>
         <w:pStyle w:val="Heading3"/>
@@ -12806,46 +12872,48 @@
         <m:r>
           <m:t>K</m:t>
         </m:r>
-        <m:d>
-          <m:dPr>
-            <m:begChr m:val="("/>
-            <m:sepChr m:val=""/>
-            <m:endChr m:val=")"/>
-            <m:grow/>
-          </m:dPr>
+        <m:r>
+          <m:rPr>
+            <m:sty m:val="p"/>
+          </m:rPr>
+          <m:t>(</m:t>
+        </m:r>
+        <m:sSub>
           <m:e>
-            <m:sSub>
-              <m:e>
-                <m:r>
-                  <m:t>x</m:t>
-                </m:r>
-              </m:e>
-              <m:sub>
-                <m:r>
-                  <m:t>i</m:t>
-                </m:r>
-              </m:sub>
-            </m:sSub>
             <m:r>
-              <m:rPr>
-                <m:sty m:val="p"/>
-              </m:rPr>
-              <m:t>,</m:t>
+              <m:t>x</m:t>
             </m:r>
-            <m:sSub>
-              <m:e>
-                <m:r>
-                  <m:t>x</m:t>
-                </m:r>
-              </m:e>
-              <m:sub>
-                <m:r>
-                  <m:t>j</m:t>
-                </m:r>
-              </m:sub>
-            </m:sSub>
           </m:e>
-        </m:d>
+          <m:sub>
+            <m:r>
+              <m:t>i</m:t>
+            </m:r>
+          </m:sub>
+        </m:sSub>
+        <m:r>
+          <m:rPr>
+            <m:sty m:val="p"/>
+          </m:rPr>
+          <m:t>,</m:t>
+        </m:r>
+        <m:sSub>
+          <m:e>
+            <m:r>
+              <m:t>x</m:t>
+            </m:r>
+          </m:e>
+          <m:sub>
+            <m:r>
+              <m:t>j</m:t>
+            </m:r>
+          </m:sub>
+        </m:sSub>
+        <m:r>
+          <m:rPr>
+            <m:sty m:val="p"/>
+          </m:rPr>
+          <m:t>)</m:t>
+        </m:r>
         <m:r>
           <m:rPr>
             <m:sty m:val="p"/>
@@ -12855,30 +12923,32 @@
         <m:r>
           <m:t>ϕ</m:t>
         </m:r>
+        <m:r>
+          <m:rPr>
+            <m:sty m:val="p"/>
+          </m:rPr>
+          <m:t>(</m:t>
+        </m:r>
+        <m:sSub>
+          <m:e>
+            <m:r>
+              <m:t>x</m:t>
+            </m:r>
+          </m:e>
+          <m:sub>
+            <m:r>
+              <m:t>i</m:t>
+            </m:r>
+          </m:sub>
+        </m:sSub>
         <m:sSup>
           <m:e>
-            <m:d>
-              <m:dPr>
-                <m:begChr m:val="("/>
-                <m:sepChr m:val=""/>
-                <m:endChr m:val=")"/>
-                <m:grow/>
-              </m:dPr>
-              <m:e>
-                <m:sSub>
-                  <m:e>
-                    <m:r>
-                      <m:t>x</m:t>
-                    </m:r>
-                  </m:e>
-                  <m:sub>
-                    <m:r>
-                      <m:t>i</m:t>
-                    </m:r>
-                  </m:sub>
-                </m:sSub>
-              </m:e>
-            </m:d>
+            <m:r>
+              <m:rPr>
+                <m:sty m:val="p"/>
+              </m:rPr>
+              <m:t>)</m:t>
+            </m:r>
           </m:e>
           <m:sup>
             <m:r>
@@ -12889,28 +12959,30 @@
         <m:r>
           <m:t>ϕ</m:t>
         </m:r>
-        <m:d>
-          <m:dPr>
-            <m:begChr m:val="("/>
-            <m:sepChr m:val=""/>
-            <m:endChr m:val=")"/>
-            <m:grow/>
-          </m:dPr>
+        <m:r>
+          <m:rPr>
+            <m:sty m:val="p"/>
+          </m:rPr>
+          <m:t>(</m:t>
+        </m:r>
+        <m:sSub>
           <m:e>
-            <m:sSub>
-              <m:e>
-                <m:r>
-                  <m:t>x</m:t>
-                </m:r>
-              </m:e>
-              <m:sub>
-                <m:r>
-                  <m:t>j</m:t>
-                </m:r>
-              </m:sub>
-            </m:sSub>
+            <m:r>
+              <m:t>x</m:t>
+            </m:r>
           </m:e>
-        </m:d>
+          <m:sub>
+            <m:r>
+              <m:t>j</m:t>
+            </m:r>
+          </m:sub>
+        </m:sSub>
+        <m:r>
+          <m:rPr>
+            <m:sty m:val="p"/>
+          </m:rPr>
+          <m:t>)</m:t>
+        </m:r>
       </m:oMath>
       <w:r>
         <w:t xml:space="preserve">, we obtain the dual form of the optimization problem for a kernelized SVM:</w:t>
@@ -13111,46 +13183,48 @@
           <m:r>
             <m:t>K</m:t>
           </m:r>
-          <m:d>
-            <m:dPr>
-              <m:begChr m:val="("/>
-              <m:sepChr m:val=""/>
-              <m:endChr m:val=")"/>
-              <m:grow/>
-            </m:dPr>
+          <m:r>
+            <m:rPr>
+              <m:sty m:val="p"/>
+            </m:rPr>
+            <m:t>(</m:t>
+          </m:r>
+          <m:sSub>
             <m:e>
-              <m:sSub>
-                <m:e>
-                  <m:r>
-                    <m:t>x</m:t>
-                  </m:r>
-                </m:e>
-                <m:sub>
-                  <m:r>
-                    <m:t>i</m:t>
-                  </m:r>
-                </m:sub>
-              </m:sSub>
-              <m:r>
-                <m:rPr>
-                  <m:sty m:val="p"/>
-                </m:rPr>
-                <m:t>,</m:t>
-              </m:r>
-              <m:sSub>
-                <m:e>
-                  <m:r>
-                    <m:t>x</m:t>
-                  </m:r>
-                </m:e>
-                <m:sub>
-                  <m:r>
-                    <m:t>j</m:t>
-                  </m:r>
-                </m:sub>
-              </m:sSub>
+              <m:r>
+                <m:t>x</m:t>
+              </m:r>
             </m:e>
-          </m:d>
+            <m:sub>
+              <m:r>
+                <m:t>i</m:t>
+              </m:r>
+            </m:sub>
+          </m:sSub>
+          <m:r>
+            <m:rPr>
+              <m:sty m:val="p"/>
+            </m:rPr>
+            <m:t>,</m:t>
+          </m:r>
+          <m:sSub>
+            <m:e>
+              <m:r>
+                <m:t>x</m:t>
+              </m:r>
+            </m:e>
+            <m:sub>
+              <m:r>
+                <m:t>j</m:t>
+              </m:r>
+            </m:sub>
+          </m:sSub>
+          <m:r>
+            <m:rPr>
+              <m:sty m:val="p"/>
+            </m:rPr>
+            <m:t>)</m:t>
+          </m:r>
         </m:oMath>
       </m:oMathPara>
     </w:p>
@@ -13302,53 +13376,55 @@
         <m:r>
           <m:t>K</m:t>
         </m:r>
-        <m:d>
-          <m:dPr>
-            <m:begChr m:val="("/>
-            <m:sepChr m:val=""/>
-            <m:endChr m:val=")"/>
-            <m:grow/>
-          </m:dPr>
+        <m:r>
+          <m:rPr>
+            <m:sty m:val="p"/>
+          </m:rPr>
+          <m:t>(</m:t>
+        </m:r>
+        <m:sSub>
           <m:e>
-            <m:sSub>
-              <m:e>
-                <m:r>
-                  <m:t>x</m:t>
-                </m:r>
-              </m:e>
-              <m:sub>
-                <m:r>
-                  <m:t>i</m:t>
-                </m:r>
-              </m:sub>
-            </m:sSub>
             <m:r>
-              <m:rPr>
-                <m:sty m:val="p"/>
-              </m:rPr>
-              <m:t>,</m:t>
+              <m:t>x</m:t>
             </m:r>
-            <m:sSub>
-              <m:e>
-                <m:r>
-                  <m:t>x</m:t>
-                </m:r>
-              </m:e>
-              <m:sub>
-                <m:r>
-                  <m:t>j</m:t>
-                </m:r>
-              </m:sub>
-            </m:sSub>
           </m:e>
-        </m:d>
+          <m:sub>
+            <m:r>
+              <m:t>i</m:t>
+            </m:r>
+          </m:sub>
+        </m:sSub>
+        <m:r>
+          <m:rPr>
+            <m:sty m:val="p"/>
+          </m:rPr>
+          <m:t>,</m:t>
+        </m:r>
+        <m:sSub>
+          <m:e>
+            <m:r>
+              <m:t>x</m:t>
+            </m:r>
+          </m:e>
+          <m:sub>
+            <m:r>
+              <m:t>j</m:t>
+            </m:r>
+          </m:sub>
+        </m:sSub>
+        <m:r>
+          <m:rPr>
+            <m:sty m:val="p"/>
+          </m:rPr>
+          <m:t>)</m:t>
+        </m:r>
       </m:oMath>
       <w:r>
         <w:t xml:space="preserve">, we can compute the decision boundary in the original space without explicitly mapping to the higher-dimensional space.</w:t>
       </w:r>
     </w:p>
-    <w:bookmarkEnd w:id="42"/>
-    <w:bookmarkStart w:id="43" w:name="decision-function-with-the-kernel-trick"/>
+    <w:bookmarkEnd w:id="31"/>
+    <w:bookmarkStart w:id="32" w:name="decision-function-with-the-kernel-trick"/>
     <w:p>
       <w:pPr>
         <w:pStyle w:val="Heading3"/>
@@ -13405,19 +13481,21 @@
           <m:r>
             <m:t>f</m:t>
           </m:r>
-          <m:d>
-            <m:dPr>
-              <m:begChr m:val="("/>
-              <m:sepChr m:val=""/>
-              <m:endChr m:val=")"/>
-              <m:grow/>
-            </m:dPr>
-            <m:e>
-              <m:r>
-                <m:t>x</m:t>
-              </m:r>
-            </m:e>
-          </m:d>
+          <m:r>
+            <m:rPr>
+              <m:sty m:val="p"/>
+            </m:rPr>
+            <m:t>(</m:t>
+          </m:r>
+          <m:r>
+            <m:t>x</m:t>
+          </m:r>
+          <m:r>
+            <m:rPr>
+              <m:sty m:val="p"/>
+            </m:rPr>
+            <m:t>)</m:t>
+          </m:r>
           <m:r>
             <m:rPr>
               <m:sty m:val="p"/>
@@ -13480,37 +13558,39 @@
           <m:r>
             <m:t>K</m:t>
           </m:r>
-          <m:d>
-            <m:dPr>
-              <m:begChr m:val="("/>
-              <m:sepChr m:val=""/>
-              <m:endChr m:val=")"/>
-              <m:grow/>
-            </m:dPr>
+          <m:r>
+            <m:rPr>
+              <m:sty m:val="p"/>
+            </m:rPr>
+            <m:t>(</m:t>
+          </m:r>
+          <m:sSub>
             <m:e>
-              <m:sSub>
-                <m:e>
-                  <m:r>
-                    <m:t>x</m:t>
-                  </m:r>
-                </m:e>
-                <m:sub>
-                  <m:r>
-                    <m:t>i</m:t>
-                  </m:r>
-                </m:sub>
-              </m:sSub>
-              <m:r>
-                <m:rPr>
-                  <m:sty m:val="p"/>
-                </m:rPr>
-                <m:t>,</m:t>
-              </m:r>
               <m:r>
                 <m:t>x</m:t>
               </m:r>
             </m:e>
-          </m:d>
+            <m:sub>
+              <m:r>
+                <m:t>i</m:t>
+              </m:r>
+            </m:sub>
+          </m:sSub>
+          <m:r>
+            <m:rPr>
+              <m:sty m:val="p"/>
+            </m:rPr>
+            <m:t>,</m:t>
+          </m:r>
+          <m:r>
+            <m:t>x</m:t>
+          </m:r>
+          <m:r>
+            <m:rPr>
+              <m:sty m:val="p"/>
+            </m:rPr>
+            <m:t>)</m:t>
+          </m:r>
           <m:r>
             <m:rPr>
               <m:sty m:val="p"/>
@@ -13601,37 +13681,39 @@
         <m:r>
           <m:t>K</m:t>
         </m:r>
-        <m:d>
-          <m:dPr>
-            <m:begChr m:val="("/>
-            <m:sepChr m:val=""/>
-            <m:endChr m:val=")"/>
-            <m:grow/>
-          </m:dPr>
+        <m:r>
+          <m:rPr>
+            <m:sty m:val="p"/>
+          </m:rPr>
+          <m:t>(</m:t>
+        </m:r>
+        <m:sSub>
           <m:e>
-            <m:sSub>
-              <m:e>
-                <m:r>
-                  <m:t>x</m:t>
-                </m:r>
-              </m:e>
-              <m:sub>
-                <m:r>
-                  <m:t>i</m:t>
-                </m:r>
-              </m:sub>
-            </m:sSub>
-            <m:r>
-              <m:rPr>
-                <m:sty m:val="p"/>
-              </m:rPr>
-              <m:t>,</m:t>
-            </m:r>
             <m:r>
               <m:t>x</m:t>
             </m:r>
           </m:e>
-        </m:d>
+          <m:sub>
+            <m:r>
+              <m:t>i</m:t>
+            </m:r>
+          </m:sub>
+        </m:sSub>
+        <m:r>
+          <m:rPr>
+            <m:sty m:val="p"/>
+          </m:rPr>
+          <m:t>,</m:t>
+        </m:r>
+        <m:r>
+          <m:t>x</m:t>
+        </m:r>
+        <m:r>
+          <m:rPr>
+            <m:sty m:val="p"/>
+          </m:rPr>
+          <m:t>)</m:t>
+        </m:r>
       </m:oMath>
       <w:r>
         <w:t xml:space="preserve"> </w:t>
@@ -13682,8 +13764,8 @@
         <w:t xml:space="preserve">This decision function allows us to classify new data points by evaluating their relationship with the support vectors in the original input space, using the kernel to measure similarity.</w:t>
       </w:r>
     </w:p>
-    <w:bookmarkEnd w:id="43"/>
-    <w:bookmarkStart w:id="47" w:name="soft-margin-svm"/>
+    <w:bookmarkEnd w:id="32"/>
+    <w:bookmarkStart w:id="36" w:name="soft-margin-svm"/>
     <w:p>
       <w:pPr>
         <w:pStyle w:val="Heading3"/>
@@ -13758,49 +13840,51 @@
               </m:r>
             </m:sub>
           </m:sSub>
-          <m:d>
-            <m:dPr>
-              <m:begChr m:val="("/>
-              <m:sepChr m:val=""/>
-              <m:endChr m:val=")"/>
-              <m:grow/>
-            </m:dPr>
+          <m:r>
+            <m:rPr>
+              <m:sty m:val="p"/>
+            </m:rPr>
+            <m:t>(</m:t>
+          </m:r>
+          <m:sSup>
             <m:e>
-              <m:sSup>
-                <m:e>
-                  <m:r>
-                    <m:t>w</m:t>
-                  </m:r>
-                </m:e>
-                <m:sup>
-                  <m:r>
-                    <m:t>T</m:t>
-                  </m:r>
-                </m:sup>
-              </m:sSup>
-              <m:sSub>
-                <m:e>
-                  <m:r>
-                    <m:t>x</m:t>
-                  </m:r>
-                </m:e>
-                <m:sub>
-                  <m:r>
-                    <m:t>i</m:t>
-                  </m:r>
-                </m:sub>
-              </m:sSub>
-              <m:r>
-                <m:rPr>
-                  <m:sty m:val="p"/>
-                </m:rPr>
-                <m:t>+</m:t>
-              </m:r>
-              <m:r>
-                <m:t>b</m:t>
+              <m:r>
+                <m:t>w</m:t>
               </m:r>
             </m:e>
-          </m:d>
+            <m:sup>
+              <m:r>
+                <m:t>T</m:t>
+              </m:r>
+            </m:sup>
+          </m:sSup>
+          <m:sSub>
+            <m:e>
+              <m:r>
+                <m:t>x</m:t>
+              </m:r>
+            </m:e>
+            <m:sub>
+              <m:r>
+                <m:t>i</m:t>
+              </m:r>
+            </m:sub>
+          </m:sSub>
+          <m:r>
+            <m:rPr>
+              <m:sty m:val="p"/>
+            </m:rPr>
+            <m:t>+</m:t>
+          </m:r>
+          <m:r>
+            <m:t>b</m:t>
+          </m:r>
+          <m:r>
+            <m:rPr>
+              <m:sty m:val="p"/>
+            </m:rPr>
+            <m:t>)</m:t>
+          </m:r>
           <m:r>
             <m:rPr>
               <m:sty m:val="p"/>
@@ -13898,49 +13982,51 @@
               </m:r>
             </m:sub>
           </m:sSub>
-          <m:d>
-            <m:dPr>
-              <m:begChr m:val="("/>
-              <m:sepChr m:val=""/>
-              <m:endChr m:val=")"/>
-              <m:grow/>
-            </m:dPr>
+          <m:r>
+            <m:rPr>
+              <m:sty m:val="p"/>
+            </m:rPr>
+            <m:t>(</m:t>
+          </m:r>
+          <m:sSup>
             <m:e>
-              <m:sSup>
-                <m:e>
-                  <m:r>
-                    <m:t>w</m:t>
-                  </m:r>
-                </m:e>
-                <m:sup>
-                  <m:r>
-                    <m:t>T</m:t>
-                  </m:r>
-                </m:sup>
-              </m:sSup>
-              <m:sSub>
-                <m:e>
-                  <m:r>
-                    <m:t>x</m:t>
-                  </m:r>
-                </m:e>
-                <m:sub>
-                  <m:r>
-                    <m:t>i</m:t>
-                  </m:r>
-                </m:sub>
-              </m:sSub>
-              <m:r>
-                <m:rPr>
-                  <m:sty m:val="p"/>
-                </m:rPr>
-                <m:t>+</m:t>
-              </m:r>
-              <m:r>
-                <m:t>b</m:t>
+              <m:r>
+                <m:t>w</m:t>
               </m:r>
             </m:e>
-          </m:d>
+            <m:sup>
+              <m:r>
+                <m:t>T</m:t>
+              </m:r>
+            </m:sup>
+          </m:sSup>
+          <m:sSub>
+            <m:e>
+              <m:r>
+                <m:t>x</m:t>
+              </m:r>
+            </m:e>
+            <m:sub>
+              <m:r>
+                <m:t>i</m:t>
+              </m:r>
+            </m:sub>
+          </m:sSub>
+          <m:r>
+            <m:rPr>
+              <m:sty m:val="p"/>
+            </m:rPr>
+            <m:t>+</m:t>
+          </m:r>
+          <m:r>
+            <m:t>b</m:t>
+          </m:r>
+          <m:r>
+            <m:rPr>
+              <m:sty m:val="p"/>
+            </m:rPr>
+            <m:t>)</m:t>
+          </m:r>
           <m:r>
             <m:rPr>
               <m:sty m:val="p"/>
@@ -14846,49 +14932,51 @@
               </m:r>
             </m:sub>
           </m:sSub>
-          <m:d>
-            <m:dPr>
-              <m:begChr m:val="("/>
-              <m:sepChr m:val=""/>
-              <m:endChr m:val=")"/>
-              <m:grow/>
-            </m:dPr>
+          <m:r>
+            <m:rPr>
+              <m:sty m:val="p"/>
+            </m:rPr>
+            <m:t>(</m:t>
+          </m:r>
+          <m:sSup>
             <m:e>
-              <m:sSup>
-                <m:e>
-                  <m:r>
-                    <m:t>w</m:t>
-                  </m:r>
-                </m:e>
-                <m:sup>
-                  <m:r>
-                    <m:t>T</m:t>
-                  </m:r>
-                </m:sup>
-              </m:sSup>
-              <m:sSub>
-                <m:e>
-                  <m:r>
-                    <m:t>x</m:t>
-                  </m:r>
-                </m:e>
-                <m:sub>
-                  <m:r>
-                    <m:t>i</m:t>
-                  </m:r>
-                </m:sub>
-              </m:sSub>
-              <m:r>
-                <m:rPr>
-                  <m:sty m:val="p"/>
-                </m:rPr>
-                <m:t>+</m:t>
-              </m:r>
-              <m:r>
-                <m:t>b</m:t>
+              <m:r>
+                <m:t>w</m:t>
               </m:r>
             </m:e>
-          </m:d>
+            <m:sup>
+              <m:r>
+                <m:t>T</m:t>
+              </m:r>
+            </m:sup>
+          </m:sSup>
+          <m:sSub>
+            <m:e>
+              <m:r>
+                <m:t>x</m:t>
+              </m:r>
+            </m:e>
+            <m:sub>
+              <m:r>
+                <m:t>i</m:t>
+              </m:r>
+            </m:sub>
+          </m:sSub>
+          <m:r>
+            <m:rPr>
+              <m:sty m:val="p"/>
+            </m:rPr>
+            <m:t>+</m:t>
+          </m:r>
+          <m:r>
+            <m:t>b</m:t>
+          </m:r>
+          <m:r>
+            <m:rPr>
+              <m:sty m:val="p"/>
+            </m:rPr>
+            <m:t>)</m:t>
+          </m:r>
           <m:r>
             <m:rPr>
               <m:sty m:val="p"/>
@@ -15192,46 +15280,48 @@
           <m:r>
             <m:t>K</m:t>
           </m:r>
-          <m:d>
-            <m:dPr>
-              <m:begChr m:val="("/>
-              <m:sepChr m:val=""/>
-              <m:endChr m:val=")"/>
-              <m:grow/>
-            </m:dPr>
+          <m:r>
+            <m:rPr>
+              <m:sty m:val="p"/>
+            </m:rPr>
+            <m:t>(</m:t>
+          </m:r>
+          <m:sSub>
             <m:e>
-              <m:sSub>
-                <m:e>
-                  <m:r>
-                    <m:t>x</m:t>
-                  </m:r>
-                </m:e>
-                <m:sub>
-                  <m:r>
-                    <m:t>i</m:t>
-                  </m:r>
-                </m:sub>
-              </m:sSub>
-              <m:r>
-                <m:rPr>
-                  <m:sty m:val="p"/>
-                </m:rPr>
-                <m:t>,</m:t>
-              </m:r>
-              <m:sSub>
-                <m:e>
-                  <m:r>
-                    <m:t>x</m:t>
-                  </m:r>
-                </m:e>
-                <m:sub>
-                  <m:r>
-                    <m:t>j</m:t>
-                  </m:r>
-                </m:sub>
-              </m:sSub>
+              <m:r>
+                <m:t>x</m:t>
+              </m:r>
             </m:e>
-          </m:d>
+            <m:sub>
+              <m:r>
+                <m:t>i</m:t>
+              </m:r>
+            </m:sub>
+          </m:sSub>
+          <m:r>
+            <m:rPr>
+              <m:sty m:val="p"/>
+            </m:rPr>
+            <m:t>,</m:t>
+          </m:r>
+          <m:sSub>
+            <m:e>
+              <m:r>
+                <m:t>x</m:t>
+              </m:r>
+            </m:e>
+            <m:sub>
+              <m:r>
+                <m:t>j</m:t>
+              </m:r>
+            </m:sub>
+          </m:sSub>
+          <m:r>
+            <m:rPr>
+              <m:sty m:val="p"/>
+            </m:rPr>
+            <m:t>)</m:t>
+          </m:r>
         </m:oMath>
       </m:oMathPara>
     </w:p>
@@ -17353,18 +17443,18 @@
           <wp:inline>
             <wp:extent cx="5334000" cy="13071127"/>
             <wp:effectExtent b="0" l="0" r="0" t="0"/>
-            <wp:docPr descr="" title="" id="45" name="Picture"/>
+            <wp:docPr descr="" title="" id="34" name="Picture"/>
             <a:graphic>
               <a:graphicData uri="http://schemas.openxmlformats.org/drawingml/2006/picture">
                 <pic:pic>
                   <pic:nvPicPr>
-                    <pic:cNvPr descr="index_files/figure-docx/cell-7-output-1.png" id="46" name="Picture"/>
+                    <pic:cNvPr descr="index_files/figure-docx/cell-7-output-1.png" id="35" name="Picture"/>
                     <pic:cNvPicPr>
                       <a:picLocks noChangeArrowheads="1" noChangeAspect="1"/>
                     </pic:cNvPicPr>
                   </pic:nvPicPr>
                   <pic:blipFill>
-                    <a:blip r:embed="rId44"/>
+                    <a:blip r:embed="rId33"/>
                     <a:stretch>
                       <a:fillRect/>
                     </a:stretch>
@@ -17391,9 +17481,9 @@
         </w:drawing>
       </w:r>
     </w:p>
-    <w:bookmarkEnd w:id="47"/>
-    <w:bookmarkEnd w:id="48"/>
-    <w:bookmarkStart w:id="62" w:name="python-implementation-of-svm"/>
+    <w:bookmarkEnd w:id="36"/>
+    <w:bookmarkEnd w:id="37"/>
+    <w:bookmarkStart w:id="51" w:name="python-implementation-of-svm"/>
     <w:p>
       <w:pPr>
         <w:pStyle w:val="Heading2"/>
@@ -17402,7 +17492,7 @@
         <w:t xml:space="preserve">Python Implementation of SVM</w:t>
       </w:r>
     </w:p>
-    <w:bookmarkStart w:id="61" w:name="linearsvc"/>
+    <w:bookmarkStart w:id="50" w:name="linearsvc"/>
     <w:p>
       <w:pPr>
         <w:pStyle w:val="Heading3"/>
@@ -18264,18 +18354,18 @@
           <wp:inline>
             <wp:extent cx="4191000" cy="3381375"/>
             <wp:effectExtent b="0" l="0" r="0" t="0"/>
-            <wp:docPr descr="" title="" id="50" name="Picture"/>
+            <wp:docPr descr="" title="" id="39" name="Picture"/>
             <a:graphic>
               <a:graphicData uri="http://schemas.openxmlformats.org/drawingml/2006/picture">
                 <pic:pic>
                   <pic:nvPicPr>
-                    <pic:cNvPr descr="index_files/figure-docx/cell-8-output-1.png" id="51" name="Picture"/>
+                    <pic:cNvPr descr="index_files/figure-docx/cell-8-output-1.png" id="40" name="Picture"/>
                     <pic:cNvPicPr>
                       <a:picLocks noChangeArrowheads="1" noChangeAspect="1"/>
                     </pic:cNvPicPr>
                   </pic:nvPicPr>
                   <pic:blipFill>
-                    <a:blip r:embed="rId49"/>
+                    <a:blip r:embed="rId38"/>
                     <a:stretch>
                       <a:fillRect/>
                     </a:stretch>
@@ -19179,18 +19269,18 @@
           <wp:inline>
             <wp:extent cx="4286250" cy="3429000"/>
             <wp:effectExtent b="0" l="0" r="0" t="0"/>
-            <wp:docPr descr="" title="" id="53" name="Picture"/>
+            <wp:docPr descr="" title="" id="42" name="Picture"/>
             <a:graphic>
               <a:graphicData uri="http://schemas.openxmlformats.org/drawingml/2006/picture">
                 <pic:pic>
                   <pic:nvPicPr>
-                    <pic:cNvPr descr="index_files/figure-docx/cell-9-output-1.png" id="54" name="Picture"/>
+                    <pic:cNvPr descr="index_files/figure-docx/cell-9-output-1.png" id="43" name="Picture"/>
                     <pic:cNvPicPr>
                       <a:picLocks noChangeArrowheads="1" noChangeAspect="1"/>
                     </pic:cNvPicPr>
                   </pic:nvPicPr>
                   <pic:blipFill>
-                    <a:blip r:embed="rId52"/>
+                    <a:blip r:embed="rId41"/>
                     <a:stretch>
                       <a:fillRect/>
                     </a:stretch>
@@ -20154,18 +20244,18 @@
           <wp:inline>
             <wp:extent cx="4114800" cy="3209925"/>
             <wp:effectExtent b="0" l="0" r="0" t="0"/>
-            <wp:docPr descr="" title="" id="56" name="Picture"/>
+            <wp:docPr descr="" title="" id="45" name="Picture"/>
             <a:graphic>
               <a:graphicData uri="http://schemas.openxmlformats.org/drawingml/2006/picture">
                 <pic:pic>
                   <pic:nvPicPr>
-                    <pic:cNvPr descr="index_files/figure-docx/cell-10-output-1.png" id="57" name="Picture"/>
+                    <pic:cNvPr descr="index_files/figure-docx/cell-10-output-1.png" id="46" name="Picture"/>
                     <pic:cNvPicPr>
                       <a:picLocks noChangeArrowheads="1" noChangeAspect="1"/>
                     </pic:cNvPicPr>
                   </pic:nvPicPr>
                   <pic:blipFill>
-                    <a:blip r:embed="rId55"/>
+                    <a:blip r:embed="rId44"/>
                     <a:stretch>
                       <a:fillRect/>
                     </a:stretch>
@@ -22044,18 +22134,18 @@
           <wp:inline>
             <wp:extent cx="5334000" cy="2716917"/>
             <wp:effectExtent b="0" l="0" r="0" t="0"/>
-            <wp:docPr descr="" title="" id="59" name="Picture"/>
+            <wp:docPr descr="" title="" id="48" name="Picture"/>
             <a:graphic>
               <a:graphicData uri="http://schemas.openxmlformats.org/drawingml/2006/picture">
                 <pic:pic>
                   <pic:nvPicPr>
-                    <pic:cNvPr descr="index_files/figure-docx/cell-11-output-1.png" id="60" name="Picture"/>
+                    <pic:cNvPr descr="index_files/figure-docx/cell-11-output-1.png" id="49" name="Picture"/>
                     <pic:cNvPicPr>
                       <a:picLocks noChangeArrowheads="1" noChangeAspect="1"/>
                     </pic:cNvPicPr>
                   </pic:nvPicPr>
                   <pic:blipFill>
-                    <a:blip r:embed="rId58"/>
+                    <a:blip r:embed="rId47"/>
                     <a:stretch>
                       <a:fillRect/>
                     </a:stretch>
@@ -22082,9 +22172,9 @@
         </w:drawing>
       </w:r>
     </w:p>
-    <w:bookmarkEnd w:id="61"/>
-    <w:bookmarkEnd w:id="62"/>
-    <w:bookmarkStart w:id="67" w:name="references"/>
+    <w:bookmarkEnd w:id="50"/>
+    <w:bookmarkEnd w:id="51"/>
+    <w:bookmarkStart w:id="56" w:name="references"/>
     <w:p>
       <w:pPr>
         <w:pStyle w:val="Heading2"/>
@@ -22093,7 +22183,7 @@
         <w:t xml:space="preserve">References</w:t>
       </w:r>
     </w:p>
-    <w:bookmarkStart w:id="63" w:name="books"/>
+    <w:bookmarkStart w:id="52" w:name="books"/>
     <w:p>
       <w:pPr>
         <w:pStyle w:val="Heading3"/>
@@ -22264,8 +22354,8 @@
         <w:t xml:space="preserve">. Wiley-Interscience.</w:t>
       </w:r>
     </w:p>
-    <w:bookmarkEnd w:id="63"/>
-    <w:bookmarkStart w:id="64" w:name="lecture-notes"/>
+    <w:bookmarkEnd w:id="52"/>
+    <w:bookmarkStart w:id="53" w:name="lecture-notes"/>
     <w:p>
       <w:pPr>
         <w:pStyle w:val="Heading3"/>
@@ -22339,8 +22429,8 @@
         <w:t xml:space="preserve">The Erdos Institute</w:t>
       </w:r>
     </w:p>
-    <w:bookmarkEnd w:id="64"/>
-    <w:bookmarkStart w:id="66" w:name="journals-and-articles"/>
+    <w:bookmarkEnd w:id="53"/>
+    <w:bookmarkStart w:id="55" w:name="journals-and-articles"/>
     <w:p>
       <w:pPr>
         <w:pStyle w:val="Heading3"/>
@@ -22472,8 +22562,8 @@
         <w:t xml:space="preserve"> </w:t>
       </w:r>
     </w:p>
-    <w:bookmarkStart w:id="65" w:name="fb-root"/>
-    <w:bookmarkEnd w:id="65"/>
+    <w:bookmarkStart w:id="54" w:name="fb-root"/>
+    <w:bookmarkEnd w:id="54"/>
     <w:p>
       <w:pPr>
         <w:pStyle w:val="BodyText"/>
@@ -22486,8 +22576,8 @@
         <w:t xml:space="preserve">You may also like</w:t>
       </w:r>
     </w:p>
-    <w:bookmarkEnd w:id="66"/>
-    <w:bookmarkEnd w:id="67"/>
+    <w:bookmarkEnd w:id="55"/>
+    <w:bookmarkEnd w:id="56"/>
     <w:sectPr>
       <w:footnotePr>
         <w:numRestart w:val="eachSect"/>
@@ -22751,10 +22841,10 @@
   <w:docDefaults>
     <w:rPrDefault>
       <w:rPr>
-        <w:rFonts w:asciiTheme="minorHAnsi" w:cstheme="minorBidi" w:eastAsiaTheme="minorHAnsi" w:hAnsiTheme="minorHAnsi"/>
+        <w:rFonts w:asciiTheme="minorHAnsi" w:cstheme="minorBidi" w:eastAsiaTheme="minorEastAsia" w:hAnsiTheme="minorHAnsi"/>
         <w:sz w:val="24"/>
         <w:szCs w:val="24"/>
-        <w:lang w:bidi="ar-SA" w:eastAsia="en-US" w:val="en-US"/>
+        <w:lang w:bidi="ar-SA" w:eastAsia="zh-CN" w:val="en-US"/>
       </w:rPr>
     </w:rPrDefault>
     <w:pPrDefault>
@@ -23295,13 +23385,6 @@
       </w:tblCellMar>
     </w:tblPr>
     <w:tblStylePr w:type="firstRow">
-      <w:tblPr>
-        <w:jc w:val="left"/>
-        <w:tblInd w:type="dxa" w:w="0"/>
-      </w:tblPr>
-      <w:trPr>
-        <w:jc w:val="left"/>
-      </w:trPr>
       <w:tcPr>
         <w:tcBorders>
           <w:bottom w:val="single"/>

--- a/posts/svm/index.docx
+++ b/posts/svm/index.docx
@@ -22174,7 +22174,7 @@
     </w:p>
     <w:bookmarkEnd w:id="50"/>
     <w:bookmarkEnd w:id="51"/>
-    <w:bookmarkStart w:id="56" w:name="references"/>
+    <w:bookmarkStart w:id="55" w:name="references"/>
     <w:p>
       <w:pPr>
         <w:pStyle w:val="Heading2"/>
@@ -22430,7 +22430,7 @@
       </w:r>
     </w:p>
     <w:bookmarkEnd w:id="53"/>
-    <w:bookmarkStart w:id="55" w:name="journals-and-articles"/>
+    <w:bookmarkStart w:id="54" w:name="journals-and-articles"/>
     <w:p>
       <w:pPr>
         <w:pStyle w:val="Heading3"/>
@@ -22520,64 +22520,11 @@
           <w:b/>
           <w:bCs/>
         </w:rPr>
-        <w:t xml:space="preserve">Share on</w:t>
+        <w:t xml:space="preserve">You may also like</w:t>
       </w:r>
     </w:p>
-    <w:p>
-      <w:pPr>
-        <w:pStyle w:val="BodyText"/>
-      </w:pPr>
-    </w:p>
-    <w:p>
-      <w:pPr>
-        <w:pStyle w:val="BodyText"/>
-      </w:pPr>
-      <w:r>
-        <w:t xml:space="preserve"> </w:t>
-      </w:r>
-    </w:p>
-    <w:p>
-      <w:pPr>
-        <w:pStyle w:val="BodyText"/>
-      </w:pPr>
-    </w:p>
-    <w:p>
-      <w:pPr>
-        <w:pStyle w:val="BodyText"/>
-      </w:pPr>
-      <w:r>
-        <w:t xml:space="preserve"> </w:t>
-      </w:r>
-    </w:p>
-    <w:p>
-      <w:pPr>
-        <w:pStyle w:val="BodyText"/>
-      </w:pPr>
-    </w:p>
-    <w:p>
-      <w:pPr>
-        <w:pStyle w:val="BodyText"/>
-      </w:pPr>
-      <w:r>
-        <w:t xml:space="preserve"> </w:t>
-      </w:r>
-    </w:p>
-    <w:bookmarkStart w:id="54" w:name="fb-root"/>
     <w:bookmarkEnd w:id="54"/>
-    <w:p>
-      <w:pPr>
-        <w:pStyle w:val="BodyText"/>
-      </w:pPr>
-      <w:r>
-        <w:rPr>
-          <w:b/>
-          <w:bCs/>
-        </w:rPr>
-        <w:t xml:space="preserve">You may also like</w:t>
-      </w:r>
-    </w:p>
     <w:bookmarkEnd w:id="55"/>
-    <w:bookmarkEnd w:id="56"/>
     <w:sectPr>
       <w:footnotePr>
         <w:numRestart w:val="eachSect"/>
